--- a/Rodrigo/Vue Python/Rodrigo Fernandez.docx
+++ b/Rodrigo/Vue Python/Rodrigo Fernandez.docx
@@ -38,19 +38,7 @@
           <w:sz w:val="48"/>
           <w:szCs w:val="48"/>
         </w:rPr>
-        <w:t xml:space="preserve"> Fe</w:t>
-      </w:r>
-      <w:bookmarkStart w:id="0" w:name="_GoBack"/>
-      <w:bookmarkEnd w:id="0"/>
-      <w:r>
-        <w:rPr>
-          <w:b/>
-          <w:bCs/>
-          <w:kern w:val="36"/>
-          <w:sz w:val="48"/>
-          <w:szCs w:val="48"/>
-        </w:rPr>
-        <w:t>rn</w:t>
+        <w:t xml:space="preserve"> Fern</w:t>
       </w:r>
       <w:r>
         <w:rPr>
@@ -108,7 +96,41 @@
           <w:bCs/>
           <w:szCs w:val="24"/>
         </w:rPr>
-        <w:t>.js / Node.js Full Stack Engineer</w:t>
+        <w:t xml:space="preserve">.js / </w:t>
+      </w:r>
+      <w:r>
+        <w:rPr>
+          <w:b/>
+          <w:bCs/>
+          <w:szCs w:val="24"/>
+        </w:rPr>
+        <w:t>Python (Django/</w:t>
+      </w:r>
+      <w:proofErr w:type="spellStart"/>
+      <w:r>
+        <w:rPr>
+          <w:b/>
+          <w:bCs/>
+          <w:szCs w:val="24"/>
+        </w:rPr>
+        <w:t>FastAPI</w:t>
+      </w:r>
+      <w:proofErr w:type="spellEnd"/>
+      <w:r>
+        <w:rPr>
+          <w:b/>
+          <w:bCs/>
+          <w:szCs w:val="24"/>
+        </w:rPr>
+        <w:t xml:space="preserve">) </w:t>
+      </w:r>
+      <w:r>
+        <w:rPr>
+          <w:b/>
+          <w:bCs/>
+          <w:szCs w:val="24"/>
+        </w:rPr>
+        <w:t>Full Stack Engineer</w:t>
       </w:r>
       <w:r>
         <w:rPr>
@@ -195,98 +217,103 @@
         </w:rPr>
       </w:pPr>
       <w:r>
-        <w:t xml:space="preserve">Senior </w:t>
+        <w:t xml:space="preserve">Senior Full Stack Engineer specializing in </w:t>
       </w:r>
       <w:r>
         <w:rPr>
           <w:rStyle w:val="Strong"/>
         </w:rPr>
-        <w:t>Vue.js 2.x–3.x / Node.js 12–20</w:t>
-      </w:r>
-      <w:r>
-        <w:t xml:space="preserve"> Full Stack Engineer with strong experience in </w:t>
+        <w:t>Vue.js 2.6–3.4</w:t>
+      </w:r>
+      <w:r>
+        <w:t xml:space="preserve"> and </w:t>
       </w:r>
       <w:r>
         <w:rPr>
           <w:rStyle w:val="Strong"/>
         </w:rPr>
-        <w:t>SaaS, cloud platforms, digital commerce, and enterprise web applications</w:t>
-      </w:r>
-      <w:r>
-        <w:t xml:space="preserve">, building scalable dashboards, API-driven products, and modular frontend systems. Skilled in </w:t>
+        <w:t>Python 3.8–3.12</w:t>
+      </w:r>
+      <w:r>
+        <w:t xml:space="preserve"> across SaaS, cloud infrastructure, healthcare, </w:t>
       </w:r>
       <w:proofErr w:type="spellStart"/>
       <w:r>
+        <w:t>fintech</w:t>
+      </w:r>
+      <w:proofErr w:type="spellEnd"/>
+      <w:r>
+        <w:t xml:space="preserve">, and </w:t>
+      </w:r>
+      <w:proofErr w:type="spellStart"/>
+      <w:r>
+        <w:t>eCommerce</w:t>
+      </w:r>
+      <w:proofErr w:type="spellEnd"/>
+      <w:r>
+        <w:t xml:space="preserve"> industries, with strong experience building responsive dashboards, secure REST APIs, </w:t>
+      </w:r>
+      <w:proofErr w:type="spellStart"/>
+      <w:r>
+        <w:t>async</w:t>
+      </w:r>
+      <w:proofErr w:type="spellEnd"/>
+      <w:r>
+        <w:t xml:space="preserve"> services, and data-heavy workflow platforms using </w:t>
+      </w:r>
+      <w:proofErr w:type="spellStart"/>
+      <w:r>
         <w:rPr>
           <w:rStyle w:val="Strong"/>
         </w:rPr>
-        <w:t>Vue</w:t>
+        <w:t>FastAPI</w:t>
       </w:r>
       <w:proofErr w:type="spellEnd"/>
       <w:r>
         <w:rPr>
           <w:rStyle w:val="Strong"/>
         </w:rPr>
-        <w:t xml:space="preserve"> 2 Options API, </w:t>
-      </w:r>
-      <w:proofErr w:type="spellStart"/>
+        <w:t xml:space="preserve"> 0.78–0.110</w:t>
+      </w:r>
+      <w:r>
+        <w:t xml:space="preserve">, </w:t>
+      </w:r>
       <w:r>
         <w:rPr>
           <w:rStyle w:val="Strong"/>
         </w:rPr>
-        <w:t>Vue</w:t>
-      </w:r>
-      <w:proofErr w:type="spellEnd"/>
+        <w:t>Django 3.2–5.0</w:t>
+      </w:r>
+      <w:r>
+        <w:t xml:space="preserve">, </w:t>
+      </w:r>
       <w:r>
         <w:rPr>
           <w:rStyle w:val="Strong"/>
         </w:rPr>
-        <w:t xml:space="preserve"> 3 Composition API, </w:t>
-      </w:r>
-      <w:proofErr w:type="spellStart"/>
+        <w:t>PostgreSQL 11–16</w:t>
+      </w:r>
+      <w:r>
+        <w:t xml:space="preserve">, </w:t>
+      </w:r>
       <w:r>
         <w:rPr>
           <w:rStyle w:val="Strong"/>
         </w:rPr>
-        <w:t>Nuxt</w:t>
-      </w:r>
-      <w:proofErr w:type="spellEnd"/>
+        <w:t>Docker 20–25</w:t>
+      </w:r>
+      <w:r>
+        <w:t xml:space="preserve">, and </w:t>
+      </w:r>
       <w:r>
         <w:rPr>
           <w:rStyle w:val="Strong"/>
         </w:rPr>
-        <w:t xml:space="preserve"> 2–3, Node.js, Express, </w:t>
-      </w:r>
-      <w:proofErr w:type="spellStart"/>
-      <w:r>
-        <w:rPr>
-          <w:rStyle w:val="Strong"/>
-        </w:rPr>
-        <w:t>NestJS</w:t>
-      </w:r>
-      <w:proofErr w:type="spellEnd"/>
-      <w:r>
-        <w:rPr>
-          <w:rStyle w:val="Strong"/>
-        </w:rPr>
-        <w:t>, PostgreSQL, MongoDB, AWS, Docker, CI/CD</w:t>
-      </w:r>
-      <w:r>
-        <w:t xml:space="preserve">, and performance-focused modernization. </w:t>
-      </w:r>
-      <w:proofErr w:type="gramStart"/>
-      <w:r>
-        <w:t xml:space="preserve">Known for resolving production bugs, migrating legacy </w:t>
-      </w:r>
-      <w:proofErr w:type="spellStart"/>
-      <w:r>
-        <w:t>Vue</w:t>
-      </w:r>
-      <w:proofErr w:type="spellEnd"/>
-      <w:r>
-        <w:t xml:space="preserve"> apps, improving API latency, and delivering secure, maintainable features across distributed teams.</w:t>
-      </w:r>
-      <w:proofErr w:type="gramEnd"/>
+        <w:t>AWS</w:t>
+      </w:r>
+      <w:r>
+        <w:t>, improving frontend performance, API reliability, migration stability, and production observability while resolving real UI state bugs, background job failures, authentication issues, and legacy code risks through practical full-stack ownership and clean release delivery.</w:t>
+      </w:r>
     </w:p>
     <w:p>
       <w:pPr>
@@ -318,7 +345,6 @@
     </w:p>
     <w:p>
       <w:pPr>
-        <w:pStyle w:val="ListParagraph"/>
         <w:numPr>
           <w:ilvl w:val="0"/>
           <w:numId w:val="24"/>
@@ -329,6 +355,7 @@
           <w:szCs w:val="24"/>
         </w:rPr>
       </w:pPr>
+      <w:bookmarkStart w:id="0" w:name="_GoBack"/>
       <w:r>
         <w:rPr>
           <w:b/>
@@ -349,7 +376,7 @@
           <w:bCs/>
           <w:szCs w:val="24"/>
         </w:rPr>
-        <w:t>Vue.js 2.x–3.x</w:t>
+        <w:t>Vue.js 2.6–3.4</w:t>
       </w:r>
       <w:r>
         <w:rPr>
@@ -363,7 +390,7 @@
           <w:bCs/>
           <w:szCs w:val="24"/>
         </w:rPr>
-        <w:t>Nuxt.js 2–3</w:t>
+        <w:t>Nuxt.js 2.15–3.10</w:t>
       </w:r>
       <w:r>
         <w:rPr>
@@ -383,7 +410,7 @@
         <w:rPr>
           <w:szCs w:val="24"/>
         </w:rPr>
-        <w:t xml:space="preserve">, </w:t>
+        <w:t xml:space="preserve"> 3–4, </w:t>
       </w:r>
       <w:proofErr w:type="spellStart"/>
       <w:r>
@@ -397,41 +424,55 @@
         <w:rPr>
           <w:szCs w:val="24"/>
         </w:rPr>
-        <w:t xml:space="preserve">, </w:t>
+        <w:t xml:space="preserve"> 2.0–2.1, </w:t>
       </w:r>
       <w:proofErr w:type="spellStart"/>
       <w:r>
         <w:rPr>
           <w:szCs w:val="24"/>
         </w:rPr>
-        <w:t>Vue</w:t>
+        <w:t>TypeScript</w:t>
       </w:r>
       <w:proofErr w:type="spellEnd"/>
       <w:r>
         <w:rPr>
           <w:szCs w:val="24"/>
         </w:rPr>
-        <w:t xml:space="preserve"> Router, Composition API, Options API, </w:t>
+        <w:t xml:space="preserve"> 4.5–5.4, JavaScript ES6+, </w:t>
       </w:r>
       <w:proofErr w:type="spellStart"/>
       <w:r>
         <w:rPr>
           <w:szCs w:val="24"/>
         </w:rPr>
-        <w:t>TypeScript</w:t>
+        <w:t>Vite</w:t>
       </w:r>
       <w:proofErr w:type="spellEnd"/>
       <w:r>
         <w:rPr>
           <w:szCs w:val="24"/>
         </w:rPr>
-        <w:t xml:space="preserve"> 4–5, JavaScript ES6+, HTML5, CSS3, Sass, Tailwind CSS, </w:t>
+        <w:t xml:space="preserve"> 4–5, </w:t>
       </w:r>
       <w:proofErr w:type="spellStart"/>
       <w:r>
         <w:rPr>
           <w:szCs w:val="24"/>
         </w:rPr>
+        <w:t>Webpack</w:t>
+      </w:r>
+      <w:proofErr w:type="spellEnd"/>
+      <w:r>
+        <w:rPr>
+          <w:szCs w:val="24"/>
+        </w:rPr>
+        <w:t xml:space="preserve"> 4–5, Tailwind CSS 2.2–3.4, </w:t>
+      </w:r>
+      <w:proofErr w:type="spellStart"/>
+      <w:r>
+        <w:rPr>
+          <w:szCs w:val="24"/>
+        </w:rPr>
         <w:t>Vuetify</w:t>
       </w:r>
       <w:proofErr w:type="spellEnd"/>
@@ -439,20 +480,11 @@
         <w:rPr>
           <w:szCs w:val="24"/>
         </w:rPr>
-        <w:t xml:space="preserve">, Element UI, </w:t>
-      </w:r>
-      <w:proofErr w:type="spellStart"/>
-      <w:r>
-        <w:rPr>
-          <w:szCs w:val="24"/>
-        </w:rPr>
-        <w:t>BootstrapVue</w:t>
-      </w:r>
-      <w:proofErr w:type="spellEnd"/>
+        <w:t xml:space="preserve"> 2–3, Element Plus, HTML5, CSS3, SCSS, Responsive UI, Accessibility</w:t>
+      </w:r>
     </w:p>
     <w:p>
       <w:pPr>
-        <w:pStyle w:val="ListParagraph"/>
         <w:numPr>
           <w:ilvl w:val="0"/>
           <w:numId w:val="24"/>
@@ -483,60 +515,97 @@
           <w:bCs/>
           <w:szCs w:val="24"/>
         </w:rPr>
-        <w:t>Node.js 12–20</w:t>
-      </w:r>
-      <w:r>
-        <w:rPr>
-          <w:szCs w:val="24"/>
-        </w:rPr>
-        <w:t xml:space="preserve">, Express.js, </w:t>
+        <w:t>Python 3.8–3.12</w:t>
+      </w:r>
+      <w:r>
+        <w:rPr>
+          <w:szCs w:val="24"/>
+        </w:rPr>
+        <w:t xml:space="preserve">, </w:t>
       </w:r>
       <w:proofErr w:type="spellStart"/>
       <w:r>
         <w:rPr>
-          <w:szCs w:val="24"/>
-        </w:rPr>
-        <w:t>NestJS</w:t>
+          <w:b/>
+          <w:bCs/>
+          <w:szCs w:val="24"/>
+        </w:rPr>
+        <w:t>FastAPI</w:t>
       </w:r>
       <w:proofErr w:type="spellEnd"/>
       <w:r>
         <w:rPr>
-          <w:szCs w:val="24"/>
-        </w:rPr>
-        <w:t xml:space="preserve">, REST API, </w:t>
+          <w:b/>
+          <w:bCs/>
+          <w:szCs w:val="24"/>
+        </w:rPr>
+        <w:t xml:space="preserve"> 0.78–0.110</w:t>
+      </w:r>
+      <w:r>
+        <w:rPr>
+          <w:szCs w:val="24"/>
+        </w:rPr>
+        <w:t xml:space="preserve">, </w:t>
+      </w:r>
+      <w:r>
+        <w:rPr>
+          <w:b/>
+          <w:bCs/>
+          <w:szCs w:val="24"/>
+        </w:rPr>
+        <w:t>Django 3.2–5.0</w:t>
+      </w:r>
+      <w:r>
+        <w:rPr>
+          <w:szCs w:val="24"/>
+        </w:rPr>
+        <w:t xml:space="preserve">, Flask 1.1–3.0, Django REST Framework 3.12–3.15, </w:t>
       </w:r>
       <w:proofErr w:type="spellStart"/>
       <w:r>
         <w:rPr>
           <w:szCs w:val="24"/>
         </w:rPr>
-        <w:t>GraphQL</w:t>
+        <w:t>SQLAlchemy</w:t>
       </w:r>
       <w:proofErr w:type="spellEnd"/>
       <w:r>
         <w:rPr>
           <w:szCs w:val="24"/>
         </w:rPr>
-        <w:t xml:space="preserve">, </w:t>
+        <w:t xml:space="preserve"> 1.4–2.0, Celery 5.2–5.4, </w:t>
       </w:r>
       <w:proofErr w:type="spellStart"/>
       <w:r>
         <w:rPr>
           <w:szCs w:val="24"/>
         </w:rPr>
-        <w:t>WebSocket</w:t>
+        <w:t>Pydantic</w:t>
       </w:r>
       <w:proofErr w:type="spellEnd"/>
       <w:r>
         <w:rPr>
           <w:szCs w:val="24"/>
         </w:rPr>
-        <w:t>, JWT, OAuth2, RBAC, API versioning, pagination, validation, error handling</w:t>
+        <w:t xml:space="preserve"> 1.10–2.6, REST APIs, </w:t>
+      </w:r>
+      <w:proofErr w:type="spellStart"/>
+      <w:r>
+        <w:rPr>
+          <w:szCs w:val="24"/>
+        </w:rPr>
+        <w:t>WebSockets</w:t>
+      </w:r>
+      <w:proofErr w:type="spellEnd"/>
+      <w:r>
+        <w:rPr>
+          <w:szCs w:val="24"/>
+        </w:rPr>
+        <w:t>, Background Jobs, Authentication, RBAC</w:t>
       </w:r>
     </w:p>
     <w:p>
       <w:pPr>
-        <w:pStyle w:val="ListParagraph"/>
         <w:numPr>
           <w:ilvl w:val="0"/>
           <w:numId w:val="24"/>
@@ -553,13 +622,27 @@
           <w:bCs/>
           <w:szCs w:val="24"/>
         </w:rPr>
-        <w:t>Databases:</w:t>
-      </w:r>
-      <w:r>
-        <w:rPr>
-          <w:szCs w:val="24"/>
-        </w:rPr>
-        <w:t xml:space="preserve"> PostgreSQL, MySQL, MongoDB, </w:t>
+        <w:t>Database &amp; Messaging:</w:t>
+      </w:r>
+      <w:r>
+        <w:rPr>
+          <w:szCs w:val="24"/>
+        </w:rPr>
+        <w:t xml:space="preserve"> </w:t>
+      </w:r>
+      <w:r>
+        <w:rPr>
+          <w:b/>
+          <w:bCs/>
+          <w:szCs w:val="24"/>
+        </w:rPr>
+        <w:t>PostgreSQL 11–16</w:t>
+      </w:r>
+      <w:r>
+        <w:rPr>
+          <w:szCs w:val="24"/>
+        </w:rPr>
+        <w:t xml:space="preserve">, MySQL 8, </w:t>
       </w:r>
       <w:proofErr w:type="spellStart"/>
       <w:r>
@@ -573,54 +656,39 @@
         <w:rPr>
           <w:szCs w:val="24"/>
         </w:rPr>
-        <w:t xml:space="preserve">, </w:t>
+        <w:t xml:space="preserve"> 6–7, MongoDB 4.4–6.0, </w:t>
       </w:r>
       <w:proofErr w:type="spellStart"/>
       <w:r>
         <w:rPr>
           <w:szCs w:val="24"/>
         </w:rPr>
-        <w:t>Sequelize</w:t>
+        <w:t>RabbitMQ</w:t>
       </w:r>
       <w:proofErr w:type="spellEnd"/>
       <w:r>
         <w:rPr>
           <w:szCs w:val="24"/>
         </w:rPr>
-        <w:t xml:space="preserve">, </w:t>
+        <w:t xml:space="preserve"> 3.9–3.12, </w:t>
       </w:r>
       <w:proofErr w:type="spellStart"/>
       <w:r>
         <w:rPr>
           <w:szCs w:val="24"/>
         </w:rPr>
-        <w:t>Prisma</w:t>
+        <w:t>Elasticsearch</w:t>
       </w:r>
       <w:proofErr w:type="spellEnd"/>
       <w:r>
         <w:rPr>
           <w:szCs w:val="24"/>
         </w:rPr>
-        <w:t xml:space="preserve">, </w:t>
-      </w:r>
-      <w:proofErr w:type="spellStart"/>
-      <w:r>
-        <w:rPr>
-          <w:szCs w:val="24"/>
-        </w:rPr>
-        <w:t>TypeORM</w:t>
-      </w:r>
-      <w:proofErr w:type="spellEnd"/>
-      <w:r>
-        <w:rPr>
-          <w:szCs w:val="24"/>
-        </w:rPr>
-        <w:t>, query optimization, indexing, migration scripts</w:t>
+        <w:t xml:space="preserve"> 7–8, Query Optimization, Indexing, Data Migration</w:t>
       </w:r>
     </w:p>
     <w:p>
       <w:pPr>
-        <w:pStyle w:val="ListParagraph"/>
         <w:numPr>
           <w:ilvl w:val="0"/>
           <w:numId w:val="24"/>
@@ -637,46 +705,59 @@
           <w:bCs/>
           <w:szCs w:val="24"/>
         </w:rPr>
-        <w:t>Cloud / DevOps:</w:t>
-      </w:r>
-      <w:r>
-        <w:rPr>
-          <w:szCs w:val="24"/>
-        </w:rPr>
-        <w:t xml:space="preserve"> AWS EC2, S3, RDS, Lambda, </w:t>
+        <w:t>Cloud &amp; DevOps:</w:t>
+      </w:r>
+      <w:r>
+        <w:rPr>
+          <w:szCs w:val="24"/>
+        </w:rPr>
+        <w:t xml:space="preserve"> </w:t>
+      </w:r>
+      <w:r>
+        <w:rPr>
+          <w:b/>
+          <w:bCs/>
+          <w:szCs w:val="24"/>
+        </w:rPr>
+        <w:t>AWS</w:t>
+      </w:r>
+      <w:r>
+        <w:rPr>
+          <w:szCs w:val="24"/>
+        </w:rPr>
+        <w:t xml:space="preserve">, Docker 20–25, Kubernetes 1.22–1.29, GitHub Actions, </w:t>
       </w:r>
       <w:proofErr w:type="spellStart"/>
       <w:r>
         <w:rPr>
           <w:szCs w:val="24"/>
         </w:rPr>
-        <w:t>CloudFront</w:t>
+        <w:t>GitLab</w:t>
       </w:r>
       <w:proofErr w:type="spellEnd"/>
       <w:r>
         <w:rPr>
           <w:szCs w:val="24"/>
         </w:rPr>
-        <w:t xml:space="preserve">, Docker, Kubernetes, Nginx, GitHub Actions, </w:t>
+        <w:t xml:space="preserve"> CI, Nginx, Linux, Terraform 1.3–1.7, </w:t>
       </w:r>
       <w:proofErr w:type="spellStart"/>
       <w:r>
         <w:rPr>
           <w:szCs w:val="24"/>
         </w:rPr>
-        <w:t>GitLab</w:t>
+        <w:t>CloudWatch</w:t>
       </w:r>
       <w:proofErr w:type="spellEnd"/>
       <w:r>
         <w:rPr>
           <w:szCs w:val="24"/>
         </w:rPr>
-        <w:t xml:space="preserve"> CI, Jenkins, Terraform basics</w:t>
+        <w:t>, S3, ECS, Lambda, CI/CD, Observability</w:t>
       </w:r>
     </w:p>
     <w:p>
       <w:pPr>
-        <w:pStyle w:val="ListParagraph"/>
         <w:numPr>
           <w:ilvl w:val="0"/>
           <w:numId w:val="24"/>
@@ -693,141 +774,30 @@
           <w:bCs/>
           <w:szCs w:val="24"/>
         </w:rPr>
-        <w:t>Testing / Quality:</w:t>
-      </w:r>
-      <w:r>
-        <w:rPr>
-          <w:szCs w:val="24"/>
-        </w:rPr>
-        <w:t xml:space="preserve"> Jest, </w:t>
+        <w:t>Testing &amp; Quality:</w:t>
+      </w:r>
+      <w:r>
+        <w:rPr>
+          <w:szCs w:val="24"/>
+        </w:rPr>
+        <w:t xml:space="preserve"> </w:t>
       </w:r>
       <w:proofErr w:type="spellStart"/>
       <w:r>
         <w:rPr>
           <w:szCs w:val="24"/>
         </w:rPr>
-        <w:t>Vitest</w:t>
+        <w:t>Pytest</w:t>
       </w:r>
       <w:proofErr w:type="spellEnd"/>
       <w:r>
         <w:rPr>
           <w:szCs w:val="24"/>
         </w:rPr>
-        <w:t xml:space="preserve">, Cypress, Mocha, Chai, </w:t>
-      </w:r>
-      <w:proofErr w:type="spellStart"/>
-      <w:r>
-        <w:rPr>
-          <w:szCs w:val="24"/>
-        </w:rPr>
-        <w:t>Supertest</w:t>
-      </w:r>
-      <w:proofErr w:type="spellEnd"/>
-      <w:r>
-        <w:rPr>
-          <w:szCs w:val="24"/>
-        </w:rPr>
-        <w:t xml:space="preserve">, </w:t>
-      </w:r>
-      <w:proofErr w:type="spellStart"/>
-      <w:r>
-        <w:rPr>
-          <w:szCs w:val="24"/>
-        </w:rPr>
-        <w:t>ESLint</w:t>
-      </w:r>
-      <w:proofErr w:type="spellEnd"/>
-      <w:r>
-        <w:rPr>
-          <w:szCs w:val="24"/>
-        </w:rPr>
-        <w:t xml:space="preserve">, Prettier, </w:t>
-      </w:r>
-      <w:proofErr w:type="spellStart"/>
-      <w:r>
-        <w:rPr>
-          <w:szCs w:val="24"/>
-        </w:rPr>
-        <w:t>SonarQube</w:t>
-      </w:r>
-      <w:proofErr w:type="spellEnd"/>
-      <w:r>
-        <w:rPr>
-          <w:szCs w:val="24"/>
-        </w:rPr>
-        <w:t>, unit testing, integration testing, regression testing</w:t>
+        <w:t xml:space="preserve"> 6–8, Jest 27–29, Cypress 10–13, Playwright 1.30–1.42, Unit Testing, Integration Testing, Contract Testing, Code Review, Performance Debugging</w:t>
       </w:r>
     </w:p>
-    <w:p>
-      <w:pPr>
-        <w:pStyle w:val="ListParagraph"/>
-        <w:numPr>
-          <w:ilvl w:val="0"/>
-          <w:numId w:val="24"/>
-        </w:numPr>
-        <w:spacing w:before="100" w:beforeAutospacing="1" w:after="100" w:afterAutospacing="1"/>
-        <w:jc w:val="both"/>
-        <w:rPr>
-          <w:szCs w:val="24"/>
-        </w:rPr>
-      </w:pPr>
-      <w:r>
-        <w:rPr>
-          <w:b/>
-          <w:bCs/>
-          <w:szCs w:val="24"/>
-        </w:rPr>
-        <w:t>Monitoring:</w:t>
-      </w:r>
-      <w:r>
-        <w:rPr>
-          <w:szCs w:val="24"/>
-        </w:rPr>
-        <w:t xml:space="preserve"> </w:t>
-      </w:r>
-      <w:proofErr w:type="spellStart"/>
-      <w:r>
-        <w:rPr>
-          <w:szCs w:val="24"/>
-        </w:rPr>
-        <w:t>Datadog</w:t>
-      </w:r>
-      <w:proofErr w:type="spellEnd"/>
-      <w:r>
-        <w:rPr>
-          <w:szCs w:val="24"/>
-        </w:rPr>
-        <w:t xml:space="preserve">, </w:t>
-      </w:r>
-      <w:proofErr w:type="spellStart"/>
-      <w:r>
-        <w:rPr>
-          <w:szCs w:val="24"/>
-        </w:rPr>
-        <w:t>Grafana</w:t>
-      </w:r>
-      <w:proofErr w:type="spellEnd"/>
-      <w:r>
-        <w:rPr>
-          <w:szCs w:val="24"/>
-        </w:rPr>
-        <w:t xml:space="preserve">, Prometheus, </w:t>
-      </w:r>
-      <w:proofErr w:type="spellStart"/>
-      <w:r>
-        <w:rPr>
-          <w:szCs w:val="24"/>
-        </w:rPr>
-        <w:t>CloudWatch</w:t>
-      </w:r>
-      <w:proofErr w:type="spellEnd"/>
-      <w:r>
-        <w:rPr>
-          <w:szCs w:val="24"/>
-        </w:rPr>
-        <w:t>, Sentry, structured logging, alerting, production issue triage</w:t>
-      </w:r>
-    </w:p>
+    <w:bookmarkEnd w:id="0"/>
     <w:p>
       <w:pPr>
         <w:numPr>
@@ -926,7 +896,7 @@
         <w:rPr>
           <w:szCs w:val="24"/>
         </w:rPr>
-        <w:t xml:space="preserve">Led modernization of a cloud operations portal from </w:t>
+        <w:t xml:space="preserve">Led </w:t>
       </w:r>
       <w:r>
         <w:rPr>
@@ -934,13 +904,13 @@
           <w:bCs/>
           <w:szCs w:val="24"/>
         </w:rPr>
-        <w:t>Vue.js 2.x</w:t>
-      </w:r>
-      <w:r>
-        <w:rPr>
-          <w:szCs w:val="24"/>
-        </w:rPr>
-        <w:t xml:space="preserve"> Options API to </w:t>
+        <w:t>Vue.js 3.2–3.4</w:t>
+      </w:r>
+      <w:r>
+        <w:rPr>
+          <w:szCs w:val="24"/>
+        </w:rPr>
+        <w:t xml:space="preserve"> and </w:t>
       </w:r>
       <w:r>
         <w:rPr>
@@ -948,27 +918,13 @@
           <w:bCs/>
           <w:szCs w:val="24"/>
         </w:rPr>
-        <w:t>Vue.js 3.x</w:t>
-      </w:r>
-      <w:r>
-        <w:rPr>
-          <w:szCs w:val="24"/>
-        </w:rPr>
-        <w:t xml:space="preserve"> Composition API, reducing duplicated component logic and improving frontend maintainability by </w:t>
-      </w:r>
-      <w:r>
-        <w:rPr>
-          <w:b/>
-          <w:bCs/>
-          <w:szCs w:val="24"/>
-        </w:rPr>
-        <w:t>38%</w:t>
-      </w:r>
-      <w:r>
-        <w:rPr>
-          <w:szCs w:val="24"/>
-        </w:rPr>
-        <w:t>.</w:t>
+        <w:t>Python 3.10–3.12</w:t>
+      </w:r>
+      <w:r>
+        <w:rPr>
+          <w:szCs w:val="24"/>
+        </w:rPr>
+        <w:t xml:space="preserve"> development for a cloud infrastructure operations platform used by internal teams to manage customer workloads and service health.</w:t>
       </w:r>
     </w:p>
     <w:p>
@@ -987,7 +943,7 @@
         <w:rPr>
           <w:szCs w:val="24"/>
         </w:rPr>
-        <w:t xml:space="preserve">Built secure </w:t>
+        <w:t xml:space="preserve">Built reusable </w:t>
       </w:r>
       <w:r>
         <w:rPr>
@@ -995,27 +951,69 @@
           <w:bCs/>
           <w:szCs w:val="24"/>
         </w:rPr>
-        <w:t>Node.js 16–20</w:t>
-      </w:r>
-      <w:r>
-        <w:rPr>
-          <w:szCs w:val="24"/>
-        </w:rPr>
-        <w:t xml:space="preserve"> REST services with Express and </w:t>
+        <w:t>Vue.js</w:t>
+      </w:r>
+      <w:r>
+        <w:rPr>
+          <w:szCs w:val="24"/>
+        </w:rPr>
+        <w:t xml:space="preserve"> dashboard modules with </w:t>
       </w:r>
       <w:proofErr w:type="spellStart"/>
       <w:r>
         <w:rPr>
           <w:szCs w:val="24"/>
         </w:rPr>
-        <w:t>NestJS</w:t>
+        <w:t>Pinia</w:t>
       </w:r>
       <w:proofErr w:type="spellEnd"/>
       <w:r>
         <w:rPr>
           <w:szCs w:val="24"/>
         </w:rPr>
-        <w:t xml:space="preserve"> for account provisioning, billing workflows, and internal automation across SaaS infrastructure products.</w:t>
+        <w:t xml:space="preserve">, </w:t>
+      </w:r>
+      <w:proofErr w:type="spellStart"/>
+      <w:r>
+        <w:rPr>
+          <w:szCs w:val="24"/>
+        </w:rPr>
+        <w:t>TypeScript</w:t>
+      </w:r>
+      <w:proofErr w:type="spellEnd"/>
+      <w:r>
+        <w:rPr>
+          <w:szCs w:val="24"/>
+        </w:rPr>
+        <w:t xml:space="preserve">, and </w:t>
+      </w:r>
+      <w:proofErr w:type="spellStart"/>
+      <w:r>
+        <w:rPr>
+          <w:szCs w:val="24"/>
+        </w:rPr>
+        <w:t>Vite</w:t>
+      </w:r>
+      <w:proofErr w:type="spellEnd"/>
+      <w:r>
+        <w:rPr>
+          <w:szCs w:val="24"/>
+        </w:rPr>
+        <w:t xml:space="preserve">, reducing repeated frontend code by </w:t>
+      </w:r>
+      <w:r>
+        <w:rPr>
+          <w:b/>
+          <w:bCs/>
+          <w:szCs w:val="24"/>
+        </w:rPr>
+        <w:t>34%</w:t>
+      </w:r>
+      <w:r>
+        <w:rPr>
+          <w:szCs w:val="24"/>
+        </w:rPr>
+        <w:t xml:space="preserve"> and improving feature delivery speed across monitoring pages.</w:t>
       </w:r>
     </w:p>
     <w:p>
@@ -1034,21 +1032,37 @@
         <w:rPr>
           <w:szCs w:val="24"/>
         </w:rPr>
-        <w:t xml:space="preserve">Resolved a recurring production issue where stale </w:t>
+        <w:t xml:space="preserve">Designed </w:t>
       </w:r>
       <w:proofErr w:type="spellStart"/>
       <w:r>
         <w:rPr>
-          <w:szCs w:val="24"/>
-        </w:rPr>
-        <w:t>Vuex</w:t>
+          <w:b/>
+          <w:bCs/>
+          <w:szCs w:val="24"/>
+        </w:rPr>
+        <w:t>FastAPI</w:t>
       </w:r>
       <w:proofErr w:type="spellEnd"/>
       <w:r>
         <w:rPr>
           <w:szCs w:val="24"/>
         </w:rPr>
-        <w:t xml:space="preserve"> state caused incorrect customer resource status, replacing fragile mutations with normalized state and improving dashboard accuracy.</w:t>
+        <w:t xml:space="preserve"> services for account provisioning, resource status checks, and billing workflows, improving API response consistency by </w:t>
+      </w:r>
+      <w:r>
+        <w:rPr>
+          <w:b/>
+          <w:bCs/>
+          <w:szCs w:val="24"/>
+        </w:rPr>
+        <w:t>28%</w:t>
+      </w:r>
+      <w:r>
+        <w:rPr>
+          <w:szCs w:val="24"/>
+        </w:rPr>
+        <w:t xml:space="preserve"> through typed schemas and validation layers.</w:t>
       </w:r>
     </w:p>
     <w:p>
@@ -1067,49 +1081,49 @@
         <w:rPr>
           <w:szCs w:val="24"/>
         </w:rPr>
-        <w:t xml:space="preserve">Migrated legacy </w:t>
+        <w:t xml:space="preserve">Resolved a production UI issue where </w:t>
+      </w:r>
+      <w:proofErr w:type="gramStart"/>
+      <w:r>
+        <w:rPr>
+          <w:szCs w:val="24"/>
+        </w:rPr>
+        <w:t xml:space="preserve">stale </w:t>
       </w:r>
       <w:proofErr w:type="spellStart"/>
       <w:r>
         <w:rPr>
           <w:szCs w:val="24"/>
         </w:rPr>
-        <w:t>Vue</w:t>
+        <w:t>Vuex</w:t>
       </w:r>
       <w:proofErr w:type="spellEnd"/>
       <w:r>
         <w:rPr>
           <w:szCs w:val="24"/>
         </w:rPr>
-        <w:t xml:space="preserve"> Router guards and role checks into centralized </w:t>
-      </w:r>
-      <w:r>
-        <w:rPr>
-          <w:b/>
-          <w:bCs/>
-          <w:szCs w:val="24"/>
-        </w:rPr>
-        <w:t>RBAC</w:t>
-      </w:r>
-      <w:r>
-        <w:rPr>
-          <w:szCs w:val="24"/>
-        </w:rPr>
-        <w:t xml:space="preserve"> middleware, reducing authorization defects by </w:t>
-      </w:r>
-      <w:r>
-        <w:rPr>
-          <w:b/>
-          <w:bCs/>
-          <w:szCs w:val="24"/>
-        </w:rPr>
-        <w:t>42%</w:t>
-      </w:r>
-      <w:r>
-        <w:rPr>
-          <w:szCs w:val="24"/>
-        </w:rPr>
-        <w:t xml:space="preserve"> across admin and customer-facing modules.</w:t>
+        <w:t xml:space="preserve"> state</w:t>
+      </w:r>
+      <w:proofErr w:type="gramEnd"/>
+      <w:r>
+        <w:rPr>
+          <w:szCs w:val="24"/>
+        </w:rPr>
+        <w:t xml:space="preserve"> caused incorrect customer environment status, replacing shared mutable state with isolated </w:t>
+      </w:r>
+      <w:proofErr w:type="spellStart"/>
+      <w:r>
+        <w:rPr>
+          <w:szCs w:val="24"/>
+        </w:rPr>
+        <w:t>Pinia</w:t>
+      </w:r>
+      <w:proofErr w:type="spellEnd"/>
+      <w:r>
+        <w:rPr>
+          <w:szCs w:val="24"/>
+        </w:rPr>
+        <w:t xml:space="preserve"> stores and route-level refresh logic.</w:t>
       </w:r>
     </w:p>
     <w:p>
@@ -1128,31 +1142,63 @@
         <w:rPr>
           <w:szCs w:val="24"/>
         </w:rPr>
-        <w:t xml:space="preserve">Implemented lazy loading, route-level code splitting, and optimized API batching in </w:t>
-      </w:r>
-      <w:proofErr w:type="spellStart"/>
+        <w:t xml:space="preserve">Migrated legacy frontend pages from </w:t>
+      </w:r>
       <w:r>
         <w:rPr>
           <w:b/>
           <w:bCs/>
           <w:szCs w:val="24"/>
         </w:rPr>
-        <w:t>Vue</w:t>
+        <w:t>Vue.js 2.6</w:t>
+      </w:r>
+      <w:r>
+        <w:rPr>
+          <w:szCs w:val="24"/>
+        </w:rPr>
+        <w:t xml:space="preserve"> with </w:t>
+      </w:r>
+      <w:proofErr w:type="spellStart"/>
+      <w:r>
+        <w:rPr>
+          <w:szCs w:val="24"/>
+        </w:rPr>
+        <w:t>Webpack</w:t>
       </w:r>
       <w:proofErr w:type="spellEnd"/>
+      <w:r>
+        <w:rPr>
+          <w:szCs w:val="24"/>
+        </w:rPr>
+        <w:t xml:space="preserve"> to </w:t>
+      </w:r>
       <w:r>
         <w:rPr>
           <w:b/>
           <w:bCs/>
           <w:szCs w:val="24"/>
         </w:rPr>
-        <w:t xml:space="preserve"> 3</w:t>
-      </w:r>
-      <w:r>
-        <w:rPr>
-          <w:szCs w:val="24"/>
-        </w:rPr>
-        <w:t xml:space="preserve">, improving initial dashboard load time by </w:t>
+        <w:t>Vue.js 3.4</w:t>
+      </w:r>
+      <w:r>
+        <w:rPr>
+          <w:szCs w:val="24"/>
+        </w:rPr>
+        <w:t xml:space="preserve"> with </w:t>
+      </w:r>
+      <w:proofErr w:type="spellStart"/>
+      <w:r>
+        <w:rPr>
+          <w:szCs w:val="24"/>
+        </w:rPr>
+        <w:t>Vite</w:t>
+      </w:r>
+      <w:proofErr w:type="spellEnd"/>
+      <w:r>
+        <w:rPr>
+          <w:szCs w:val="24"/>
+        </w:rPr>
+        <w:t xml:space="preserve">, improving local build time by </w:t>
       </w:r>
       <w:r>
         <w:rPr>
@@ -1160,13 +1206,13 @@
           <w:bCs/>
           <w:szCs w:val="24"/>
         </w:rPr>
-        <w:t>31%</w:t>
-      </w:r>
-      <w:r>
-        <w:rPr>
-          <w:szCs w:val="24"/>
-        </w:rPr>
-        <w:t xml:space="preserve"> for enterprise users.</w:t>
+        <w:t>46%</w:t>
+      </w:r>
+      <w:r>
+        <w:rPr>
+          <w:szCs w:val="24"/>
+        </w:rPr>
+        <w:t xml:space="preserve"> and simplifying component dependency management.</w:t>
       </w:r>
     </w:p>
     <w:p>
@@ -1185,49 +1231,49 @@
         <w:rPr>
           <w:szCs w:val="24"/>
         </w:rPr>
-        <w:t xml:space="preserve">Designed reusable </w:t>
+        <w:t xml:space="preserve">Implemented </w:t>
       </w:r>
       <w:proofErr w:type="spellStart"/>
       <w:r>
         <w:rPr>
           <w:szCs w:val="24"/>
         </w:rPr>
-        <w:t>Vue</w:t>
+        <w:t>async</w:t>
       </w:r>
       <w:proofErr w:type="spellEnd"/>
       <w:r>
         <w:rPr>
           <w:szCs w:val="24"/>
         </w:rPr>
-        <w:t xml:space="preserve"> component libraries with </w:t>
+        <w:t xml:space="preserve"> Python workers with </w:t>
+      </w:r>
+      <w:r>
+        <w:rPr>
+          <w:b/>
+          <w:bCs/>
+          <w:szCs w:val="24"/>
+        </w:rPr>
+        <w:t>Celery 5.3</w:t>
+      </w:r>
+      <w:r>
+        <w:rPr>
+          <w:szCs w:val="24"/>
+        </w:rPr>
+        <w:t xml:space="preserve">, </w:t>
       </w:r>
       <w:proofErr w:type="spellStart"/>
       <w:r>
         <w:rPr>
           <w:szCs w:val="24"/>
         </w:rPr>
-        <w:t>TypeScript</w:t>
+        <w:t>Redis</w:t>
       </w:r>
       <w:proofErr w:type="spellEnd"/>
       <w:r>
         <w:rPr>
           <w:szCs w:val="24"/>
         </w:rPr>
-        <w:t xml:space="preserve">, </w:t>
-      </w:r>
-      <w:proofErr w:type="spellStart"/>
-      <w:r>
-        <w:rPr>
-          <w:szCs w:val="24"/>
-        </w:rPr>
-        <w:t>Vuetify</w:t>
-      </w:r>
-      <w:proofErr w:type="spellEnd"/>
-      <w:r>
-        <w:rPr>
-          <w:szCs w:val="24"/>
-        </w:rPr>
-        <w:t>, and Storybook-style documentation to standardize forms, tables, modals, and validation patterns.</w:t>
+        <w:t>, and PostgreSQL to process long-running infrastructure checks without blocking customer-facing API requests.</w:t>
       </w:r>
     </w:p>
     <w:p>
@@ -1246,49 +1292,21 @@
         <w:rPr>
           <w:szCs w:val="24"/>
         </w:rPr>
-        <w:t xml:space="preserve">Improved </w:t>
-      </w:r>
-      <w:r>
-        <w:rPr>
-          <w:b/>
-          <w:bCs/>
-          <w:szCs w:val="24"/>
-        </w:rPr>
-        <w:t>Node.js</w:t>
-      </w:r>
-      <w:r>
-        <w:rPr>
-          <w:szCs w:val="24"/>
-        </w:rPr>
-        <w:t xml:space="preserve"> API latency by optimizing PostgreSQL indexes, removing </w:t>
-      </w:r>
-      <w:proofErr w:type="gramStart"/>
-      <w:r>
-        <w:rPr>
-          <w:szCs w:val="24"/>
-        </w:rPr>
-        <w:t>N+1 queries</w:t>
-      </w:r>
-      <w:proofErr w:type="gramEnd"/>
-      <w:r>
-        <w:rPr>
-          <w:szCs w:val="24"/>
-        </w:rPr>
-        <w:t xml:space="preserve">, and adding </w:t>
+        <w:t xml:space="preserve">Fixed intermittent background job failures caused by duplicate task execution, adding </w:t>
       </w:r>
       <w:proofErr w:type="spellStart"/>
       <w:r>
         <w:rPr>
           <w:szCs w:val="24"/>
         </w:rPr>
-        <w:t>Redis</w:t>
+        <w:t>idempotency</w:t>
       </w:r>
       <w:proofErr w:type="spellEnd"/>
       <w:r>
         <w:rPr>
           <w:szCs w:val="24"/>
         </w:rPr>
-        <w:t xml:space="preserve"> caching for high-read configuration endpoints.</w:t>
+        <w:t xml:space="preserve"> keys, retry limits, and structured logging for safer production recovery.</w:t>
       </w:r>
     </w:p>
     <w:p>
@@ -1308,21 +1326,7 @@
           <w:szCs w:val="24"/>
         </w:rPr>
         <w:lastRenderedPageBreak/>
-        <w:t xml:space="preserve">Integrated Sentry, </w:t>
-      </w:r>
-      <w:proofErr w:type="spellStart"/>
-      <w:r>
-        <w:rPr>
-          <w:szCs w:val="24"/>
-        </w:rPr>
-        <w:t>CloudWatch</w:t>
-      </w:r>
-      <w:proofErr w:type="spellEnd"/>
-      <w:r>
-        <w:rPr>
-          <w:szCs w:val="24"/>
-        </w:rPr>
-        <w:t xml:space="preserve">, and structured logging to trace frontend errors back to backend request IDs, reducing average production debugging time by </w:t>
+        <w:t xml:space="preserve">Improved PostgreSQL query performance by adding composite indexes and rewriting nested joins, reducing slow report generation time by </w:t>
       </w:r>
       <w:r>
         <w:rPr>
@@ -1330,13 +1334,13 @@
           <w:bCs/>
           <w:szCs w:val="24"/>
         </w:rPr>
-        <w:t>45%</w:t>
-      </w:r>
-      <w:r>
-        <w:rPr>
-          <w:szCs w:val="24"/>
-        </w:rPr>
-        <w:t>.</w:t>
+        <w:t>41%</w:t>
+      </w:r>
+      <w:r>
+        <w:rPr>
+          <w:szCs w:val="24"/>
+        </w:rPr>
+        <w:t xml:space="preserve"> for large customer datasets.</w:t>
       </w:r>
     </w:p>
     <w:p>
@@ -1355,35 +1359,7 @@
         <w:rPr>
           <w:szCs w:val="24"/>
         </w:rPr>
-        <w:t xml:space="preserve">Delivered migration scripts from older </w:t>
-      </w:r>
-      <w:proofErr w:type="spellStart"/>
-      <w:r>
-        <w:rPr>
-          <w:szCs w:val="24"/>
-        </w:rPr>
-        <w:t>Sequelize</w:t>
-      </w:r>
-      <w:proofErr w:type="spellEnd"/>
-      <w:r>
-        <w:rPr>
-          <w:szCs w:val="24"/>
-        </w:rPr>
-        <w:t xml:space="preserve"> models to </w:t>
-      </w:r>
-      <w:proofErr w:type="spellStart"/>
-      <w:r>
-        <w:rPr>
-          <w:szCs w:val="24"/>
-        </w:rPr>
-        <w:t>Prisma</w:t>
-      </w:r>
-      <w:proofErr w:type="spellEnd"/>
-      <w:r>
-        <w:rPr>
-          <w:szCs w:val="24"/>
-        </w:rPr>
-        <w:t>-based data access for selected services, keeping backward-compatible APIs during phased rollout.</w:t>
+        <w:t>Created secure RBAC flows with JWT, refresh tokens, and permission-aware API guards, helping reduce unauthorized access defects during QA regression cycles.</w:t>
       </w:r>
     </w:p>
     <w:p>
@@ -1402,7 +1378,31 @@
         <w:rPr>
           <w:szCs w:val="24"/>
         </w:rPr>
-        <w:t>Implemented CI/CD pipelines with GitHub Actions, Docker, and AWS deployments, adding test gates and rollback steps for safer releases across multiple environments.</w:t>
+        <w:t xml:space="preserve">Integrated </w:t>
+      </w:r>
+      <w:r>
+        <w:rPr>
+          <w:b/>
+          <w:bCs/>
+          <w:szCs w:val="24"/>
+        </w:rPr>
+        <w:t xml:space="preserve">AWS </w:t>
+      </w:r>
+      <w:proofErr w:type="spellStart"/>
+      <w:r>
+        <w:rPr>
+          <w:b/>
+          <w:bCs/>
+          <w:szCs w:val="24"/>
+        </w:rPr>
+        <w:t>CloudWatch</w:t>
+      </w:r>
+      <w:proofErr w:type="spellEnd"/>
+      <w:r>
+        <w:rPr>
+          <w:szCs w:val="24"/>
+        </w:rPr>
+        <w:t>, structured logs, and alert routing so support teams could diagnose API latency spikes without waiting for manual developer investigation.</w:t>
       </w:r>
     </w:p>
     <w:p>
@@ -1421,21 +1421,21 @@
         <w:rPr>
           <w:szCs w:val="24"/>
         </w:rPr>
-        <w:t xml:space="preserve">Partnered with product and support teams to convert recurring customer issues into </w:t>
-      </w:r>
-      <w:proofErr w:type="spellStart"/>
-      <w:r>
-        <w:rPr>
-          <w:szCs w:val="24"/>
-        </w:rPr>
-        <w:t>Vue</w:t>
-      </w:r>
-      <w:proofErr w:type="spellEnd"/>
-      <w:r>
-        <w:rPr>
-          <w:szCs w:val="24"/>
-        </w:rPr>
-        <w:t xml:space="preserve"> workflow improvements, validation fixes, and clearer error handling.</w:t>
+        <w:t xml:space="preserve">Supported Docker-based local </w:t>
+      </w:r>
+      <w:proofErr w:type="gramStart"/>
+      <w:r>
+        <w:rPr>
+          <w:szCs w:val="24"/>
+        </w:rPr>
+        <w:t>development by standardizing compose</w:t>
+      </w:r>
+      <w:proofErr w:type="gramEnd"/>
+      <w:r>
+        <w:rPr>
+          <w:szCs w:val="24"/>
+        </w:rPr>
+        <w:t xml:space="preserve"> files, environment templates, and seed scripts, helping new engineers run the platform more reliably.</w:t>
       </w:r>
     </w:p>
     <w:p>
@@ -1454,21 +1454,7 @@
         <w:rPr>
           <w:szCs w:val="24"/>
         </w:rPr>
-        <w:t xml:space="preserve">Strengthened testing with Jest, Cypress, and </w:t>
-      </w:r>
-      <w:proofErr w:type="spellStart"/>
-      <w:r>
-        <w:rPr>
-          <w:szCs w:val="24"/>
-        </w:rPr>
-        <w:t>Supertest</w:t>
-      </w:r>
-      <w:proofErr w:type="spellEnd"/>
-      <w:r>
-        <w:rPr>
-          <w:szCs w:val="24"/>
-        </w:rPr>
-        <w:t>, covering critical login, provisioning, billing, and admin workflows before major release cycles.</w:t>
+        <w:t>Collaborated with product managers and DevOps engineers to release customer visibility features with safer rollback plans, cleaner migrations, and fewer deployment interruptions.</w:t>
       </w:r>
     </w:p>
     <w:p>
@@ -1516,7 +1502,6 @@
     </w:p>
     <w:p>
       <w:pPr>
-        <w:pStyle w:val="ListParagraph"/>
         <w:numPr>
           <w:ilvl w:val="0"/>
           <w:numId w:val="25"/>
@@ -1531,7 +1516,21 @@
         <w:rPr>
           <w:szCs w:val="24"/>
         </w:rPr>
-        <w:t xml:space="preserve">Developed enterprise web applications using </w:t>
+        <w:t xml:space="preserve">Developed healthcare and </w:t>
+      </w:r>
+      <w:proofErr w:type="spellStart"/>
+      <w:r>
+        <w:rPr>
+          <w:szCs w:val="24"/>
+        </w:rPr>
+        <w:t>fintech</w:t>
+      </w:r>
+      <w:proofErr w:type="spellEnd"/>
+      <w:r>
+        <w:rPr>
+          <w:szCs w:val="24"/>
+        </w:rPr>
+        <w:t xml:space="preserve"> web applications using </w:t>
       </w:r>
       <w:r>
         <w:rPr>
@@ -1539,7 +1538,7 @@
           <w:bCs/>
           <w:szCs w:val="24"/>
         </w:rPr>
-        <w:t>Vue.js 2.x</w:t>
+        <w:t>Vue.js 2.6–3.0</w:t>
       </w:r>
       <w:r>
         <w:rPr>
@@ -1547,24 +1546,23 @@
         </w:rPr>
         <w:t xml:space="preserve">, </w:t>
       </w:r>
-      <w:proofErr w:type="spellStart"/>
-      <w:r>
-        <w:rPr>
-          <w:szCs w:val="24"/>
-        </w:rPr>
-        <w:t>Vuex</w:t>
-      </w:r>
-      <w:proofErr w:type="spellEnd"/>
-      <w:r>
-        <w:rPr>
-          <w:szCs w:val="24"/>
-        </w:rPr>
-        <w:t>, Node.js, Express, PostgreSQL, and MongoDB for logistics, healthcare, and internal business platforms.</w:t>
+      <w:r>
+        <w:rPr>
+          <w:b/>
+          <w:bCs/>
+          <w:szCs w:val="24"/>
+        </w:rPr>
+        <w:t>Django 3.2–4.2</w:t>
+      </w:r>
+      <w:r>
+        <w:rPr>
+          <w:szCs w:val="24"/>
+        </w:rPr>
+        <w:t>, and PostgreSQL for secure portals, admin tools, and reporting workflows.</w:t>
       </w:r>
     </w:p>
     <w:p>
       <w:pPr>
-        <w:pStyle w:val="ListParagraph"/>
         <w:numPr>
           <w:ilvl w:val="0"/>
           <w:numId w:val="25"/>
@@ -1579,7 +1577,7 @@
         <w:rPr>
           <w:szCs w:val="24"/>
         </w:rPr>
-        <w:t xml:space="preserve">Migrated jQuery-heavy screens into modular </w:t>
+        <w:t xml:space="preserve">Implemented patient intake and document review screens with </w:t>
       </w:r>
       <w:proofErr w:type="spellStart"/>
       <w:r>
@@ -1593,7 +1591,7 @@
         <w:rPr>
           <w:szCs w:val="24"/>
         </w:rPr>
-        <w:t xml:space="preserve"> components, improving maintainability and reducing UI regression issues by </w:t>
+        <w:t xml:space="preserve"> components, dynamic validation, and role-aware navigation, reducing form completion errors by </w:t>
       </w:r>
       <w:r>
         <w:rPr>
@@ -1601,18 +1599,17 @@
           <w:bCs/>
           <w:szCs w:val="24"/>
         </w:rPr>
-        <w:t>35%</w:t>
-      </w:r>
-      <w:r>
-        <w:rPr>
-          <w:szCs w:val="24"/>
-        </w:rPr>
-        <w:t xml:space="preserve"> during feature delivery.</w:t>
+        <w:t>31%</w:t>
+      </w:r>
+      <w:r>
+        <w:rPr>
+          <w:szCs w:val="24"/>
+        </w:rPr>
+        <w:t>.</w:t>
       </w:r>
     </w:p>
     <w:p>
       <w:pPr>
-        <w:pStyle w:val="ListParagraph"/>
         <w:numPr>
           <w:ilvl w:val="0"/>
           <w:numId w:val="25"/>
@@ -1627,12 +1624,39 @@
         <w:rPr>
           <w:szCs w:val="24"/>
         </w:rPr>
-        <w:t>Built Node.js API layers with JWT authentication, request validation, pagination, and consistent error contracts for multi-role business applications.</w:t>
+        <w:t xml:space="preserve">Built </w:t>
+      </w:r>
+      <w:r>
+        <w:rPr>
+          <w:b/>
+          <w:bCs/>
+          <w:szCs w:val="24"/>
+        </w:rPr>
+        <w:t>Django REST Framework</w:t>
+      </w:r>
+      <w:r>
+        <w:rPr>
+          <w:szCs w:val="24"/>
+        </w:rPr>
+        <w:t xml:space="preserve"> APIs for appointment scheduling, payment records, and audit history, improving backend consistency through </w:t>
+      </w:r>
+      <w:proofErr w:type="spellStart"/>
+      <w:r>
+        <w:rPr>
+          <w:szCs w:val="24"/>
+        </w:rPr>
+        <w:t>serializers</w:t>
+      </w:r>
+      <w:proofErr w:type="spellEnd"/>
+      <w:r>
+        <w:rPr>
+          <w:szCs w:val="24"/>
+        </w:rPr>
+        <w:t xml:space="preserve"> and service-layer separation.</w:t>
       </w:r>
     </w:p>
     <w:p>
       <w:pPr>
-        <w:pStyle w:val="ListParagraph"/>
         <w:numPr>
           <w:ilvl w:val="0"/>
           <w:numId w:val="25"/>
@@ -1647,12 +1671,39 @@
         <w:rPr>
           <w:szCs w:val="24"/>
         </w:rPr>
-        <w:t>Fixed a major race-condition issue in asynchronous order updates by introducing idempotent API handling, optimistic UI rollback, and backend transaction checks.</w:t>
+        <w:t xml:space="preserve">Fixed a </w:t>
+      </w:r>
+      <w:proofErr w:type="spellStart"/>
+      <w:r>
+        <w:rPr>
+          <w:szCs w:val="24"/>
+        </w:rPr>
+        <w:t>timezone</w:t>
+      </w:r>
+      <w:proofErr w:type="spellEnd"/>
+      <w:r>
+        <w:rPr>
+          <w:szCs w:val="24"/>
+        </w:rPr>
+        <w:t xml:space="preserve">-related scheduling bug where appointments appeared one hour off during daylight saving changes, centralizing </w:t>
+      </w:r>
+      <w:proofErr w:type="spellStart"/>
+      <w:r>
+        <w:rPr>
+          <w:szCs w:val="24"/>
+        </w:rPr>
+        <w:t>datetime</w:t>
+      </w:r>
+      <w:proofErr w:type="spellEnd"/>
+      <w:r>
+        <w:rPr>
+          <w:szCs w:val="24"/>
+        </w:rPr>
+        <w:t xml:space="preserve"> conversion in Python utilities and tests.</w:t>
       </w:r>
     </w:p>
     <w:p>
       <w:pPr>
-        <w:pStyle w:val="ListParagraph"/>
         <w:numPr>
           <w:ilvl w:val="0"/>
           <w:numId w:val="25"/>
@@ -1663,30 +1714,37 @@
           <w:szCs w:val="24"/>
         </w:rPr>
       </w:pPr>
-      <w:r>
-        <w:rPr>
-          <w:szCs w:val="24"/>
-        </w:rPr>
-        <w:t xml:space="preserve">Implemented </w:t>
-      </w:r>
-      <w:proofErr w:type="spellStart"/>
-      <w:r>
-        <w:rPr>
-          <w:szCs w:val="24"/>
-        </w:rPr>
-        <w:t>Vuex</w:t>
-      </w:r>
-      <w:proofErr w:type="spellEnd"/>
-      <w:r>
-        <w:rPr>
-          <w:szCs w:val="24"/>
-        </w:rPr>
-        <w:t xml:space="preserve"> modules for complex workflow state, replacing scattered component-level state and improving developer onboarding speed across the team.</w:t>
+      <w:proofErr w:type="gramStart"/>
+      <w:r>
+        <w:rPr>
+          <w:szCs w:val="24"/>
+        </w:rPr>
+        <w:t>Migrated</w:t>
+      </w:r>
+      <w:proofErr w:type="gramEnd"/>
+      <w:r>
+        <w:rPr>
+          <w:szCs w:val="24"/>
+        </w:rPr>
+        <w:t xml:space="preserve"> several backend modules from older Django patterns to </w:t>
+      </w:r>
+      <w:r>
+        <w:rPr>
+          <w:b/>
+          <w:bCs/>
+          <w:szCs w:val="24"/>
+        </w:rPr>
+        <w:t>Django 4.2</w:t>
+      </w:r>
+      <w:r>
+        <w:rPr>
+          <w:szCs w:val="24"/>
+        </w:rPr>
+        <w:t>, replacing deprecated middleware, updating URL routing, and improving security header configuration.</w:t>
       </w:r>
     </w:p>
     <w:p>
       <w:pPr>
-        <w:pStyle w:val="ListParagraph"/>
         <w:numPr>
           <w:ilvl w:val="0"/>
           <w:numId w:val="25"/>
@@ -1701,50 +1759,39 @@
         <w:rPr>
           <w:szCs w:val="24"/>
         </w:rPr>
-        <w:t xml:space="preserve">Created reusable data-table, search, filter, and export components in </w:t>
+        <w:t xml:space="preserve">Added </w:t>
       </w:r>
       <w:proofErr w:type="spellStart"/>
+      <w:r>
+        <w:rPr>
+          <w:szCs w:val="24"/>
+        </w:rPr>
+        <w:t>Redis</w:t>
+      </w:r>
+      <w:proofErr w:type="spellEnd"/>
+      <w:r>
+        <w:rPr>
+          <w:szCs w:val="24"/>
+        </w:rPr>
+        <w:t xml:space="preserve"> caching for high-traffic lookup endpoints, reducing repeated database reads by </w:t>
+      </w:r>
       <w:r>
         <w:rPr>
           <w:b/>
           <w:bCs/>
           <w:szCs w:val="24"/>
         </w:rPr>
-        <w:t>Vue</w:t>
-      </w:r>
-      <w:proofErr w:type="spellEnd"/>
-      <w:r>
-        <w:rPr>
-          <w:b/>
-          <w:bCs/>
-          <w:szCs w:val="24"/>
-        </w:rPr>
-        <w:t xml:space="preserve"> 2</w:t>
-      </w:r>
-      <w:r>
-        <w:rPr>
-          <w:szCs w:val="24"/>
-        </w:rPr>
-        <w:t xml:space="preserve">, helping </w:t>
-      </w:r>
-      <w:proofErr w:type="gramStart"/>
-      <w:r>
-        <w:rPr>
-          <w:szCs w:val="24"/>
-        </w:rPr>
-        <w:t>teams</w:t>
-      </w:r>
-      <w:proofErr w:type="gramEnd"/>
-      <w:r>
-        <w:rPr>
-          <w:szCs w:val="24"/>
-        </w:rPr>
-        <w:t xml:space="preserve"> ship admin dashboards faster with consistent UX behavior.</w:t>
+        <w:t>37%</w:t>
+      </w:r>
+      <w:r>
+        <w:rPr>
+          <w:szCs w:val="24"/>
+        </w:rPr>
+        <w:t xml:space="preserve"> while keeping cache invalidation predictable for admin updates.</w:t>
       </w:r>
     </w:p>
     <w:p>
       <w:pPr>
-        <w:pStyle w:val="ListParagraph"/>
         <w:numPr>
           <w:ilvl w:val="0"/>
           <w:numId w:val="25"/>
@@ -1759,26 +1806,25 @@
         <w:rPr>
           <w:szCs w:val="24"/>
         </w:rPr>
-        <w:t xml:space="preserve">Improved backend throughput by adding </w:t>
+        <w:t xml:space="preserve">Resolved a file upload failure caused by large medical documents timing out behind Nginx, tuning request limits and moving heavy processing into </w:t>
       </w:r>
       <w:proofErr w:type="spellStart"/>
       <w:r>
         <w:rPr>
           <w:szCs w:val="24"/>
         </w:rPr>
-        <w:t>Redis</w:t>
+        <w:t>async</w:t>
       </w:r>
       <w:proofErr w:type="spellEnd"/>
       <w:r>
         <w:rPr>
           <w:szCs w:val="24"/>
         </w:rPr>
-        <w:t xml:space="preserve"> caching, query tuning, and pagination safeguards for large reporting screens used by operations teams.</w:t>
+        <w:t xml:space="preserve"> Celery jobs.</w:t>
       </w:r>
     </w:p>
     <w:p>
       <w:pPr>
-        <w:pStyle w:val="ListParagraph"/>
         <w:numPr>
           <w:ilvl w:val="0"/>
           <w:numId w:val="25"/>
@@ -1793,26 +1839,25 @@
         <w:rPr>
           <w:szCs w:val="24"/>
         </w:rPr>
-        <w:t xml:space="preserve">Supported gradual migration from older Node.js 8–10 services to </w:t>
-      </w:r>
-      <w:r>
-        <w:rPr>
-          <w:b/>
-          <w:bCs/>
-          <w:szCs w:val="24"/>
-        </w:rPr>
-        <w:t>Node.js 12–14</w:t>
-      </w:r>
-      <w:r>
-        <w:rPr>
-          <w:szCs w:val="24"/>
-        </w:rPr>
-        <w:t>, resolving dependency conflicts and updating build pipelines.</w:t>
+        <w:t xml:space="preserve">Created </w:t>
+      </w:r>
+      <w:proofErr w:type="spellStart"/>
+      <w:r>
+        <w:rPr>
+          <w:szCs w:val="24"/>
+        </w:rPr>
+        <w:t>Vue</w:t>
+      </w:r>
+      <w:proofErr w:type="spellEnd"/>
+      <w:r>
+        <w:rPr>
+          <w:szCs w:val="24"/>
+        </w:rPr>
+        <w:t xml:space="preserve"> reusable table, filter, and modal patterns that helped teams deliver new admin screens faster without introducing inconsistent UI behavior.</w:t>
       </w:r>
     </w:p>
     <w:p>
       <w:pPr>
-        <w:pStyle w:val="ListParagraph"/>
         <w:numPr>
           <w:ilvl w:val="0"/>
           <w:numId w:val="25"/>
@@ -1827,26 +1872,49 @@
         <w:rPr>
           <w:szCs w:val="24"/>
         </w:rPr>
-        <w:t xml:space="preserve">Integrated third-party APIs for payments, shipping, notifications, and identity verification with retry logic, </w:t>
+        <w:t xml:space="preserve">Improved API test coverage with </w:t>
       </w:r>
       <w:proofErr w:type="spellStart"/>
       <w:r>
         <w:rPr>
-          <w:szCs w:val="24"/>
-        </w:rPr>
-        <w:t>webhook</w:t>
+          <w:b/>
+          <w:bCs/>
+          <w:szCs w:val="24"/>
+        </w:rPr>
+        <w:t>Pytest</w:t>
       </w:r>
       <w:proofErr w:type="spellEnd"/>
       <w:r>
         <w:rPr>
-          <w:szCs w:val="24"/>
-        </w:rPr>
-        <w:t xml:space="preserve"> validation, and failure logging.</w:t>
+          <w:b/>
+          <w:bCs/>
+          <w:szCs w:val="24"/>
+        </w:rPr>
+        <w:t xml:space="preserve"> 7</w:t>
+      </w:r>
+      <w:r>
+        <w:rPr>
+          <w:szCs w:val="24"/>
+        </w:rPr>
+        <w:t xml:space="preserve"> and factory-based test data, catching permission regressions before release and reducing QA reopen rates by </w:t>
+      </w:r>
+      <w:r>
+        <w:rPr>
+          <w:b/>
+          <w:bCs/>
+          <w:szCs w:val="24"/>
+        </w:rPr>
+        <w:t>24%</w:t>
+      </w:r>
+      <w:r>
+        <w:rPr>
+          <w:szCs w:val="24"/>
+        </w:rPr>
+        <w:t>.</w:t>
       </w:r>
     </w:p>
     <w:p>
       <w:pPr>
-        <w:pStyle w:val="ListParagraph"/>
         <w:numPr>
           <w:ilvl w:val="0"/>
           <w:numId w:val="25"/>
@@ -1861,26 +1929,11 @@
         <w:rPr>
           <w:szCs w:val="24"/>
         </w:rPr>
-        <w:t xml:space="preserve">Added Cypress regression tests around critical user flows, reducing release-blocking UI defects by </w:t>
-      </w:r>
-      <w:r>
-        <w:rPr>
-          <w:b/>
-          <w:bCs/>
-          <w:szCs w:val="24"/>
-        </w:rPr>
-        <w:t>28%</w:t>
-      </w:r>
-      <w:r>
-        <w:rPr>
-          <w:szCs w:val="24"/>
-        </w:rPr>
-        <w:t xml:space="preserve"> across client projects.</w:t>
+        <w:t>Worked with QA and security teams to fix authentication edge cases, including expired token loops, missing refresh handling, and incorrect role redirects.</w:t>
       </w:r>
     </w:p>
     <w:p>
       <w:pPr>
-        <w:pStyle w:val="ListParagraph"/>
         <w:numPr>
           <w:ilvl w:val="0"/>
           <w:numId w:val="25"/>
@@ -1895,21 +1948,35 @@
         <w:rPr>
           <w:szCs w:val="24"/>
         </w:rPr>
-        <w:t xml:space="preserve">Collaborated with QA to reproduce browser-specific bugs, isolate root causes, and patch </w:t>
+        <w:t xml:space="preserve">Supported CI/CD pipelines with Docker, </w:t>
       </w:r>
       <w:proofErr w:type="spellStart"/>
       <w:r>
         <w:rPr>
           <w:szCs w:val="24"/>
         </w:rPr>
-        <w:t>Vue</w:t>
+        <w:t>GitLab</w:t>
       </w:r>
       <w:proofErr w:type="spellEnd"/>
       <w:r>
         <w:rPr>
           <w:szCs w:val="24"/>
         </w:rPr>
-        <w:t xml:space="preserve"> rendering issues caused by reactive state misuse.</w:t>
+        <w:t xml:space="preserve"> CI, and staged deployments, making releases more predictable for multi-client healthcare and </w:t>
+      </w:r>
+      <w:proofErr w:type="spellStart"/>
+      <w:r>
+        <w:rPr>
+          <w:szCs w:val="24"/>
+        </w:rPr>
+        <w:t>fintech</w:t>
+      </w:r>
+      <w:proofErr w:type="spellEnd"/>
+      <w:r>
+        <w:rPr>
+          <w:szCs w:val="24"/>
+        </w:rPr>
+        <w:t xml:space="preserve"> projects.</w:t>
       </w:r>
     </w:p>
     <w:p>
@@ -1977,7 +2044,7 @@
         <w:pStyle w:val="ListParagraph"/>
         <w:numPr>
           <w:ilvl w:val="0"/>
-          <w:numId w:val="27"/>
+          <w:numId w:val="29"/>
         </w:numPr>
         <w:spacing w:before="100" w:beforeAutospacing="1" w:after="100" w:afterAutospacing="1"/>
         <w:jc w:val="both"/>
@@ -1989,7 +2056,7 @@
         <w:rPr>
           <w:szCs w:val="24"/>
         </w:rPr>
-        <w:t xml:space="preserve">Built responsive client portals and </w:t>
+        <w:t xml:space="preserve">Built </w:t>
       </w:r>
       <w:proofErr w:type="spellStart"/>
       <w:r>
@@ -2003,7 +2070,7 @@
         <w:rPr>
           <w:szCs w:val="24"/>
         </w:rPr>
-        <w:t xml:space="preserve"> dashboards using </w:t>
+        <w:t xml:space="preserve"> and digital service platforms using </w:t>
       </w:r>
       <w:r>
         <w:rPr>
@@ -2011,27 +2078,41 @@
           <w:bCs/>
           <w:szCs w:val="24"/>
         </w:rPr>
-        <w:t>Vue.js 2.x</w:t>
-      </w:r>
-      <w:r>
-        <w:rPr>
-          <w:szCs w:val="24"/>
-        </w:rPr>
-        <w:t xml:space="preserve">, Node.js, Express, MySQL, MongoDB, and </w:t>
+        <w:t>Vue.js 2.5–2.6</w:t>
+      </w:r>
+      <w:r>
+        <w:rPr>
+          <w:szCs w:val="24"/>
+        </w:rPr>
+        <w:t xml:space="preserve">, </w:t>
+      </w:r>
+      <w:r>
+        <w:rPr>
+          <w:b/>
+          <w:bCs/>
+          <w:szCs w:val="24"/>
+        </w:rPr>
+        <w:t>Python 3.7–3.9</w:t>
+      </w:r>
+      <w:r>
+        <w:rPr>
+          <w:szCs w:val="24"/>
+        </w:rPr>
+        <w:t xml:space="preserve">, Flask, Django, PostgreSQL, and </w:t>
       </w:r>
       <w:proofErr w:type="spellStart"/>
       <w:r>
         <w:rPr>
           <w:szCs w:val="24"/>
         </w:rPr>
-        <w:t>BootstrapVue</w:t>
+        <w:t>Redis</w:t>
       </w:r>
       <w:proofErr w:type="spellEnd"/>
       <w:r>
         <w:rPr>
           <w:szCs w:val="24"/>
         </w:rPr>
-        <w:t xml:space="preserve"> for digital agency clients.</w:t>
+        <w:t xml:space="preserve"> for customer-facing business workflows.</w:t>
       </w:r>
     </w:p>
     <w:p>
@@ -2039,7 +2120,7 @@
         <w:pStyle w:val="ListParagraph"/>
         <w:numPr>
           <w:ilvl w:val="0"/>
-          <w:numId w:val="27"/>
+          <w:numId w:val="29"/>
         </w:numPr>
         <w:spacing w:before="100" w:beforeAutospacing="1" w:after="100" w:afterAutospacing="1"/>
         <w:jc w:val="both"/>
@@ -2051,7 +2132,7 @@
         <w:rPr>
           <w:szCs w:val="24"/>
         </w:rPr>
-        <w:t xml:space="preserve">Converted older server-rendered pages into </w:t>
+        <w:t xml:space="preserve">Created product catalog and checkout interfaces with </w:t>
       </w:r>
       <w:proofErr w:type="spellStart"/>
       <w:r>
@@ -2065,7 +2146,21 @@
         <w:rPr>
           <w:szCs w:val="24"/>
         </w:rPr>
-        <w:t>-based interactive modules, improving user experience while keeping existing backend routes stable.</w:t>
+        <w:t xml:space="preserve"> components, improving page interaction speed by </w:t>
+      </w:r>
+      <w:r>
+        <w:rPr>
+          <w:b/>
+          <w:bCs/>
+          <w:szCs w:val="24"/>
+        </w:rPr>
+        <w:t>29%</w:t>
+      </w:r>
+      <w:r>
+        <w:rPr>
+          <w:szCs w:val="24"/>
+        </w:rPr>
+        <w:t xml:space="preserve"> through lazy loading and optimized bundle splitting.</w:t>
       </w:r>
     </w:p>
     <w:p>
@@ -2073,7 +2168,7 @@
         <w:pStyle w:val="ListParagraph"/>
         <w:numPr>
           <w:ilvl w:val="0"/>
-          <w:numId w:val="27"/>
+          <w:numId w:val="29"/>
         </w:numPr>
         <w:spacing w:before="100" w:beforeAutospacing="1" w:after="100" w:afterAutospacing="1"/>
         <w:jc w:val="both"/>
@@ -2085,21 +2180,7 @@
         <w:rPr>
           <w:szCs w:val="24"/>
         </w:rPr>
-        <w:t xml:space="preserve">Implemented product search, cart workflows, admin reporting, and CMS-style content features with reusable </w:t>
-      </w:r>
-      <w:proofErr w:type="spellStart"/>
-      <w:r>
-        <w:rPr>
-          <w:szCs w:val="24"/>
-        </w:rPr>
-        <w:t>Vue</w:t>
-      </w:r>
-      <w:proofErr w:type="spellEnd"/>
-      <w:r>
-        <w:rPr>
-          <w:szCs w:val="24"/>
-        </w:rPr>
-        <w:t xml:space="preserve"> components and REST API integrations.</w:t>
+        <w:t>Developed Flask APIs for inventory, order tracking, and customer notifications, keeping business logic modular so features could be reused across multiple client projects.</w:t>
       </w:r>
     </w:p>
     <w:p>
@@ -2107,7 +2188,7 @@
         <w:pStyle w:val="ListParagraph"/>
         <w:numPr>
           <w:ilvl w:val="0"/>
-          <w:numId w:val="27"/>
+          <w:numId w:val="29"/>
         </w:numPr>
         <w:spacing w:before="100" w:beforeAutospacing="1" w:after="100" w:afterAutospacing="1"/>
         <w:jc w:val="both"/>
@@ -2119,7 +2200,7 @@
         <w:rPr>
           <w:szCs w:val="24"/>
         </w:rPr>
-        <w:t xml:space="preserve">Solved a recurring checkout bug caused by duplicate submission events by adding frontend guards, backend </w:t>
+        <w:t xml:space="preserve">Resolved a checkout bug where duplicate submissions created repeated orders, adding frontend button guards, backend </w:t>
       </w:r>
       <w:proofErr w:type="spellStart"/>
       <w:r>
@@ -2133,7 +2214,7 @@
         <w:rPr>
           <w:szCs w:val="24"/>
         </w:rPr>
-        <w:t xml:space="preserve"> keys, and stronger payment logging.</w:t>
+        <w:t xml:space="preserve"> checks, and transactional database handling.</w:t>
       </w:r>
     </w:p>
     <w:p>
@@ -2141,7 +2222,7 @@
         <w:pStyle w:val="ListParagraph"/>
         <w:numPr>
           <w:ilvl w:val="0"/>
-          <w:numId w:val="27"/>
+          <w:numId w:val="29"/>
         </w:numPr>
         <w:spacing w:before="100" w:beforeAutospacing="1" w:after="100" w:afterAutospacing="1"/>
         <w:jc w:val="both"/>
@@ -2153,7 +2234,21 @@
         <w:rPr>
           <w:szCs w:val="24"/>
         </w:rPr>
-        <w:t>Improved page performance by optimizing images, reducing JavaScript bundle size, and caching API responses for high-traffic marketing pages.</w:t>
+        <w:t xml:space="preserve">Migrated legacy jQuery-heavy admin screens into </w:t>
+      </w:r>
+      <w:r>
+        <w:rPr>
+          <w:b/>
+          <w:bCs/>
+          <w:szCs w:val="24"/>
+        </w:rPr>
+        <w:t>Vue.js 2.6</w:t>
+      </w:r>
+      <w:r>
+        <w:rPr>
+          <w:szCs w:val="24"/>
+        </w:rPr>
+        <w:t xml:space="preserve"> components, reducing UI maintenance issues and making complex forms easier to validate and extend.</w:t>
       </w:r>
     </w:p>
     <w:p>
@@ -2161,7 +2256,7 @@
         <w:pStyle w:val="ListParagraph"/>
         <w:numPr>
           <w:ilvl w:val="0"/>
-          <w:numId w:val="27"/>
+          <w:numId w:val="29"/>
         </w:numPr>
         <w:spacing w:before="100" w:beforeAutospacing="1" w:after="100" w:afterAutospacing="1"/>
         <w:jc w:val="both"/>
@@ -2173,7 +2268,21 @@
         <w:rPr>
           <w:szCs w:val="24"/>
         </w:rPr>
-        <w:t>Built Node.js middleware for authentication, file uploads, email notifications, and third-party API connections across multiple client projects.</w:t>
+        <w:t xml:space="preserve">Improved PostgreSQL reporting queries with indexes, pagination, and filtered exports, reducing large admin report load time by </w:t>
+      </w:r>
+      <w:r>
+        <w:rPr>
+          <w:b/>
+          <w:bCs/>
+          <w:szCs w:val="24"/>
+        </w:rPr>
+        <w:t>36%</w:t>
+      </w:r>
+      <w:r>
+        <w:rPr>
+          <w:szCs w:val="24"/>
+        </w:rPr>
+        <w:t xml:space="preserve"> during peak usage.</w:t>
       </w:r>
     </w:p>
     <w:p>
@@ -2181,7 +2290,7 @@
         <w:pStyle w:val="ListParagraph"/>
         <w:numPr>
           <w:ilvl w:val="0"/>
-          <w:numId w:val="27"/>
+          <w:numId w:val="29"/>
         </w:numPr>
         <w:spacing w:before="100" w:beforeAutospacing="1" w:after="100" w:afterAutospacing="1"/>
         <w:jc w:val="both"/>
@@ -2194,21 +2303,21 @@
           <w:szCs w:val="24"/>
         </w:rPr>
         <w:lastRenderedPageBreak/>
-        <w:t xml:space="preserve">Created MySQL indexes and query refactors for reporting dashboards, reducing slow page responses by </w:t>
-      </w:r>
-      <w:r>
-        <w:rPr>
-          <w:b/>
-          <w:bCs/>
-          <w:szCs w:val="24"/>
-        </w:rPr>
-        <w:t>33%</w:t>
-      </w:r>
-      <w:r>
-        <w:rPr>
-          <w:szCs w:val="24"/>
-        </w:rPr>
-        <w:t xml:space="preserve"> under heavier client data volumes.</w:t>
+        <w:t xml:space="preserve">Implemented payment </w:t>
+      </w:r>
+      <w:proofErr w:type="spellStart"/>
+      <w:r>
+        <w:rPr>
+          <w:szCs w:val="24"/>
+        </w:rPr>
+        <w:t>webhook</w:t>
+      </w:r>
+      <w:proofErr w:type="spellEnd"/>
+      <w:r>
+        <w:rPr>
+          <w:szCs w:val="24"/>
+        </w:rPr>
+        <w:t xml:space="preserve"> processing in Python with retry-safe handlers, signature validation, and detailed logs for easier reconciliation of failed payment events.</w:t>
       </w:r>
     </w:p>
     <w:p>
@@ -2216,7 +2325,7 @@
         <w:pStyle w:val="ListParagraph"/>
         <w:numPr>
           <w:ilvl w:val="0"/>
-          <w:numId w:val="27"/>
+          <w:numId w:val="29"/>
         </w:numPr>
         <w:spacing w:before="100" w:beforeAutospacing="1" w:after="100" w:afterAutospacing="1"/>
         <w:jc w:val="both"/>
@@ -2228,7 +2337,7 @@
         <w:rPr>
           <w:szCs w:val="24"/>
         </w:rPr>
-        <w:t>Supported migration from callback-heavy Node.js code to Promise-based services, improving readability and reducing nested error-handling problems.</w:t>
+        <w:t>Fixed inconsistent product image rendering across browsers by standardizing upload processing, thumbnail generation, and CDN-friendly image paths.</w:t>
       </w:r>
     </w:p>
     <w:p>
@@ -2236,7 +2345,7 @@
         <w:pStyle w:val="ListParagraph"/>
         <w:numPr>
           <w:ilvl w:val="0"/>
-          <w:numId w:val="27"/>
+          <w:numId w:val="29"/>
         </w:numPr>
         <w:spacing w:before="100" w:beforeAutospacing="1" w:after="100" w:afterAutospacing="1"/>
         <w:jc w:val="both"/>
@@ -2248,7 +2357,27 @@
         <w:rPr>
           <w:szCs w:val="24"/>
         </w:rPr>
-        <w:t>Worked flexibly across frontend, backend, QA fixes, deployment support, and client feedback cycles to keep small-team delivery predictable.</w:t>
+        <w:t>Created reusable API integration utilities for authentication, error handling, and request retries, improving frontend stability during temporary backend failures.</w:t>
+      </w:r>
+    </w:p>
+    <w:p>
+      <w:pPr>
+        <w:pStyle w:val="ListParagraph"/>
+        <w:numPr>
+          <w:ilvl w:val="0"/>
+          <w:numId w:val="29"/>
+        </w:numPr>
+        <w:spacing w:before="100" w:beforeAutospacing="1" w:after="100" w:afterAutospacing="1"/>
+        <w:jc w:val="both"/>
+        <w:rPr>
+          <w:szCs w:val="24"/>
+        </w:rPr>
+      </w:pPr>
+      <w:r>
+        <w:rPr>
+          <w:szCs w:val="24"/>
+        </w:rPr>
+        <w:t>Worked across frontend, backend, and deployment tasks with Docker and Linux servers, supporting flexible delivery for small teams with fast-changing client requirements.</w:t>
       </w:r>
     </w:p>
     <w:p>
@@ -2307,7 +2436,6 @@
     </w:p>
     <w:p>
       <w:pPr>
-        <w:pStyle w:val="ListParagraph"/>
         <w:numPr>
           <w:ilvl w:val="0"/>
           <w:numId w:val="28"/>
@@ -2322,7 +2450,7 @@
         <w:rPr>
           <w:szCs w:val="24"/>
         </w:rPr>
-        <w:t xml:space="preserve">Supported web application development using early </w:t>
+        <w:t xml:space="preserve">Supported development of internal business applications using </w:t>
       </w:r>
       <w:r>
         <w:rPr>
@@ -2330,18 +2458,31 @@
           <w:bCs/>
           <w:szCs w:val="24"/>
         </w:rPr>
-        <w:t>Vue.js 1.x–2.x</w:t>
-      </w:r>
-      <w:r>
-        <w:rPr>
-          <w:szCs w:val="24"/>
-        </w:rPr>
-        <w:t>, JavaScript, Node.js, Express, MySQL, HTML, CSS, and Bootstrap.</w:t>
+        <w:t>Python 3.5–3.7</w:t>
+      </w:r>
+      <w:r>
+        <w:rPr>
+          <w:szCs w:val="24"/>
+        </w:rPr>
+        <w:t xml:space="preserve">, Django, JavaScript, early </w:t>
+      </w:r>
+      <w:proofErr w:type="spellStart"/>
+      <w:r>
+        <w:rPr>
+          <w:szCs w:val="24"/>
+        </w:rPr>
+        <w:t>Vue</w:t>
+      </w:r>
+      <w:proofErr w:type="spellEnd"/>
+      <w:r>
+        <w:rPr>
+          <w:szCs w:val="24"/>
+        </w:rPr>
+        <w:t xml:space="preserve"> adoption, PostgreSQL, and Bootstrap-based interfaces.</w:t>
       </w:r>
     </w:p>
     <w:p>
       <w:pPr>
-        <w:pStyle w:val="ListParagraph"/>
         <w:numPr>
           <w:ilvl w:val="0"/>
           <w:numId w:val="28"/>
@@ -2356,12 +2497,25 @@
         <w:rPr>
           <w:szCs w:val="24"/>
         </w:rPr>
-        <w:t>Built form-heavy admin screens, reusable UI elements, and simple dashboard widgets for internal business users and customer support workflows.</w:t>
+        <w:t xml:space="preserve">Built small </w:t>
+      </w:r>
+      <w:proofErr w:type="spellStart"/>
+      <w:r>
+        <w:rPr>
+          <w:szCs w:val="24"/>
+        </w:rPr>
+        <w:t>Vue</w:t>
+      </w:r>
+      <w:proofErr w:type="spellEnd"/>
+      <w:r>
+        <w:rPr>
+          <w:szCs w:val="24"/>
+        </w:rPr>
+        <w:t>-powered widgets for search filters, editable tables, and form previews, helping replace fragile server-rendered interactions with smoother client-side behavior.</w:t>
       </w:r>
     </w:p>
     <w:p>
       <w:pPr>
-        <w:pStyle w:val="ListParagraph"/>
         <w:numPr>
           <w:ilvl w:val="0"/>
           <w:numId w:val="28"/>
@@ -2376,12 +2530,11 @@
         <w:rPr>
           <w:szCs w:val="24"/>
         </w:rPr>
-        <w:t>Fixed frontend validation bugs, layout issues, and inconsistent API response handling that caused user confusion during account update workflows.</w:t>
+        <w:t>Created Django views, templates, and REST-style endpoints for internal dashboards, learning to separate data access, validation, and presentation more cleanly.</w:t>
       </w:r>
     </w:p>
     <w:p>
       <w:pPr>
-        <w:pStyle w:val="ListParagraph"/>
         <w:numPr>
           <w:ilvl w:val="0"/>
           <w:numId w:val="28"/>
@@ -2396,12 +2549,11 @@
         <w:rPr>
           <w:szCs w:val="24"/>
         </w:rPr>
-        <w:t>Created basic Node.js endpoints for user records, notifications, and reporting features while learning secure routing and structured error responses.</w:t>
+        <w:t>Fixed common production bugs involving missing form validation, incorrect database constraints, and inconsistent error messages across customer support workflows.</w:t>
       </w:r>
     </w:p>
     <w:p>
       <w:pPr>
-        <w:pStyle w:val="ListParagraph"/>
         <w:numPr>
           <w:ilvl w:val="0"/>
           <w:numId w:val="28"/>
@@ -2416,26 +2568,25 @@
         <w:rPr>
           <w:szCs w:val="24"/>
         </w:rPr>
-        <w:t xml:space="preserve">Assisted with migration of older JavaScript modules into </w:t>
-      </w:r>
-      <w:proofErr w:type="spellStart"/>
-      <w:r>
-        <w:rPr>
-          <w:szCs w:val="24"/>
-        </w:rPr>
-        <w:t>Vue</w:t>
-      </w:r>
-      <w:proofErr w:type="spellEnd"/>
-      <w:r>
-        <w:rPr>
-          <w:szCs w:val="24"/>
-        </w:rPr>
-        <w:t xml:space="preserve"> components, helping the team reduce duplicated DOM manipulation logic.</w:t>
+        <w:t xml:space="preserve">Improved several SQL queries by adding indexes and avoiding repeated lookups, reducing internal report wait time by </w:t>
+      </w:r>
+      <w:r>
+        <w:rPr>
+          <w:b/>
+          <w:bCs/>
+          <w:szCs w:val="24"/>
+        </w:rPr>
+        <w:t>22%</w:t>
+      </w:r>
+      <w:r>
+        <w:rPr>
+          <w:szCs w:val="24"/>
+        </w:rPr>
+        <w:t xml:space="preserve"> for operations users.</w:t>
       </w:r>
     </w:p>
     <w:p>
       <w:pPr>
-        <w:pStyle w:val="ListParagraph"/>
         <w:numPr>
           <w:ilvl w:val="0"/>
           <w:numId w:val="28"/>
@@ -2450,12 +2601,39 @@
         <w:rPr>
           <w:szCs w:val="24"/>
         </w:rPr>
-        <w:t>Improved SQL queries and added simple indexes for frequently used list pages, reducing loading delays for support staff.</w:t>
+        <w:t xml:space="preserve">Helped </w:t>
+      </w:r>
+      <w:proofErr w:type="gramStart"/>
+      <w:r>
+        <w:rPr>
+          <w:szCs w:val="24"/>
+        </w:rPr>
+        <w:t>migrate</w:t>
+      </w:r>
+      <w:proofErr w:type="gramEnd"/>
+      <w:r>
+        <w:rPr>
+          <w:szCs w:val="24"/>
+        </w:rPr>
+        <w:t xml:space="preserve"> Python scripts from older syntax to </w:t>
+      </w:r>
+      <w:r>
+        <w:rPr>
+          <w:b/>
+          <w:bCs/>
+          <w:szCs w:val="24"/>
+        </w:rPr>
+        <w:t>Python 3.7</w:t>
+      </w:r>
+      <w:r>
+        <w:rPr>
+          <w:szCs w:val="24"/>
+        </w:rPr>
+        <w:t>, updating dependency files and resolving compatibility issues during environment setup.</w:t>
       </w:r>
     </w:p>
     <w:p>
       <w:pPr>
-        <w:pStyle w:val="ListParagraph"/>
         <w:numPr>
           <w:ilvl w:val="0"/>
           <w:numId w:val="28"/>
@@ -2470,12 +2648,11 @@
         <w:rPr>
           <w:szCs w:val="24"/>
         </w:rPr>
-        <w:t>Worked with senior engineers to debug production issues, review logs, reproduce defects, and document fixes for future maintenance.</w:t>
+        <w:t>Added unit tests for utility functions and model validation rules, increasing confidence around recurring billing calculations and user permission checks.</w:t>
       </w:r>
     </w:p>
     <w:p>
       <w:pPr>
-        <w:pStyle w:val="ListParagraph"/>
         <w:numPr>
           <w:ilvl w:val="0"/>
           <w:numId w:val="28"/>
@@ -2490,12 +2667,25 @@
         <w:rPr>
           <w:szCs w:val="24"/>
         </w:rPr>
-        <w:t>Added unit tests for utility functions and API helpers, improving confidence around small but business-critical workflow changes.</w:t>
+        <w:t xml:space="preserve">Assisted with Linux deployments, Nginx configuration, and </w:t>
+      </w:r>
+      <w:proofErr w:type="spellStart"/>
+      <w:r>
+        <w:rPr>
+          <w:szCs w:val="24"/>
+        </w:rPr>
+        <w:t>Git</w:t>
+      </w:r>
+      <w:proofErr w:type="spellEnd"/>
+      <w:r>
+        <w:rPr>
+          <w:szCs w:val="24"/>
+        </w:rPr>
+        <w:t>-based release steps while learning practical debugging across application and server layers.</w:t>
       </w:r>
     </w:p>
     <w:p>
       <w:pPr>
-        <w:pStyle w:val="ListParagraph"/>
         <w:numPr>
           <w:ilvl w:val="0"/>
           <w:numId w:val="28"/>
@@ -2510,7 +2700,7 @@
         <w:rPr>
           <w:szCs w:val="24"/>
         </w:rPr>
-        <w:t>Helped prepare release notes, deployment checklists, and QA verification steps to support smoother production releases.</w:t>
+        <w:t>Collaborated with senior engineers during code reviews, gradually taking ownership of smaller features and improving code quality through repeated feedback cycles.</w:t>
       </w:r>
     </w:p>
     <w:p>
@@ -5148,6 +5338,119 @@
     </w:lvl>
   </w:abstractNum>
   <w:abstractNum w:abstractNumId="21">
+    <w:nsid w:val="66521BE0"/>
+    <w:multiLevelType w:val="hybridMultilevel"/>
+    <w:tmpl w:val="3F5064F2"/>
+    <w:lvl w:ilvl="0" w:tplc="04090001">
+      <w:start w:val="1"/>
+      <w:numFmt w:val="bullet"/>
+      <w:lvlText w:val=""/>
+      <w:lvlJc w:val="left"/>
+      <w:pPr>
+        <w:ind w:left="360" w:hanging="360"/>
+      </w:pPr>
+      <w:rPr>
+        <w:rFonts w:ascii="Symbol" w:hAnsi="Symbol" w:hint="default"/>
+      </w:rPr>
+    </w:lvl>
+    <w:lvl w:ilvl="1" w:tplc="04090003" w:tentative="1">
+      <w:start w:val="1"/>
+      <w:numFmt w:val="bullet"/>
+      <w:lvlText w:val="o"/>
+      <w:lvlJc w:val="left"/>
+      <w:pPr>
+        <w:ind w:left="1080" w:hanging="360"/>
+      </w:pPr>
+      <w:rPr>
+        <w:rFonts w:ascii="Courier New" w:hAnsi="Courier New" w:cs="Courier New" w:hint="default"/>
+      </w:rPr>
+    </w:lvl>
+    <w:lvl w:ilvl="2" w:tplc="04090005" w:tentative="1">
+      <w:start w:val="1"/>
+      <w:numFmt w:val="bullet"/>
+      <w:lvlText w:val=""/>
+      <w:lvlJc w:val="left"/>
+      <w:pPr>
+        <w:ind w:left="1800" w:hanging="360"/>
+      </w:pPr>
+      <w:rPr>
+        <w:rFonts w:ascii="Wingdings" w:hAnsi="Wingdings" w:hint="default"/>
+      </w:rPr>
+    </w:lvl>
+    <w:lvl w:ilvl="3" w:tplc="04090001" w:tentative="1">
+      <w:start w:val="1"/>
+      <w:numFmt w:val="bullet"/>
+      <w:lvlText w:val=""/>
+      <w:lvlJc w:val="left"/>
+      <w:pPr>
+        <w:ind w:left="2520" w:hanging="360"/>
+      </w:pPr>
+      <w:rPr>
+        <w:rFonts w:ascii="Symbol" w:hAnsi="Symbol" w:hint="default"/>
+      </w:rPr>
+    </w:lvl>
+    <w:lvl w:ilvl="4" w:tplc="04090003" w:tentative="1">
+      <w:start w:val="1"/>
+      <w:numFmt w:val="bullet"/>
+      <w:lvlText w:val="o"/>
+      <w:lvlJc w:val="left"/>
+      <w:pPr>
+        <w:ind w:left="3240" w:hanging="360"/>
+      </w:pPr>
+      <w:rPr>
+        <w:rFonts w:ascii="Courier New" w:hAnsi="Courier New" w:cs="Courier New" w:hint="default"/>
+      </w:rPr>
+    </w:lvl>
+    <w:lvl w:ilvl="5" w:tplc="04090005" w:tentative="1">
+      <w:start w:val="1"/>
+      <w:numFmt w:val="bullet"/>
+      <w:lvlText w:val=""/>
+      <w:lvlJc w:val="left"/>
+      <w:pPr>
+        <w:ind w:left="3960" w:hanging="360"/>
+      </w:pPr>
+      <w:rPr>
+        <w:rFonts w:ascii="Wingdings" w:hAnsi="Wingdings" w:hint="default"/>
+      </w:rPr>
+    </w:lvl>
+    <w:lvl w:ilvl="6" w:tplc="04090001" w:tentative="1">
+      <w:start w:val="1"/>
+      <w:numFmt w:val="bullet"/>
+      <w:lvlText w:val=""/>
+      <w:lvlJc w:val="left"/>
+      <w:pPr>
+        <w:ind w:left="4680" w:hanging="360"/>
+      </w:pPr>
+      <w:rPr>
+        <w:rFonts w:ascii="Symbol" w:hAnsi="Symbol" w:hint="default"/>
+      </w:rPr>
+    </w:lvl>
+    <w:lvl w:ilvl="7" w:tplc="04090003" w:tentative="1">
+      <w:start w:val="1"/>
+      <w:numFmt w:val="bullet"/>
+      <w:lvlText w:val="o"/>
+      <w:lvlJc w:val="left"/>
+      <w:pPr>
+        <w:ind w:left="5400" w:hanging="360"/>
+      </w:pPr>
+      <w:rPr>
+        <w:rFonts w:ascii="Courier New" w:hAnsi="Courier New" w:cs="Courier New" w:hint="default"/>
+      </w:rPr>
+    </w:lvl>
+    <w:lvl w:ilvl="8" w:tplc="04090005" w:tentative="1">
+      <w:start w:val="1"/>
+      <w:numFmt w:val="bullet"/>
+      <w:lvlText w:val=""/>
+      <w:lvlJc w:val="left"/>
+      <w:pPr>
+        <w:ind w:left="6120" w:hanging="360"/>
+      </w:pPr>
+      <w:rPr>
+        <w:rFonts w:ascii="Wingdings" w:hAnsi="Wingdings" w:hint="default"/>
+      </w:rPr>
+    </w:lvl>
+  </w:abstractNum>
+  <w:abstractNum w:abstractNumId="22">
     <w:nsid w:val="6A50425C"/>
     <w:multiLevelType w:val="hybridMultilevel"/>
     <w:tmpl w:val="EE5281B0"/>
@@ -5260,7 +5563,7 @@
       </w:rPr>
     </w:lvl>
   </w:abstractNum>
-  <w:abstractNum w:abstractNumId="22">
+  <w:abstractNum w:abstractNumId="23">
     <w:nsid w:val="6BB300E2"/>
     <w:multiLevelType w:val="hybridMultilevel"/>
     <w:tmpl w:val="0C6AA49E"/>
@@ -5373,7 +5676,7 @@
       </w:rPr>
     </w:lvl>
   </w:abstractNum>
-  <w:abstractNum w:abstractNumId="23">
+  <w:abstractNum w:abstractNumId="24">
     <w:nsid w:val="70634E35"/>
     <w:multiLevelType w:val="hybridMultilevel"/>
     <w:tmpl w:val="032E34EA"/>
@@ -5486,7 +5789,7 @@
       </w:rPr>
     </w:lvl>
   </w:abstractNum>
-  <w:abstractNum w:abstractNumId="24">
+  <w:abstractNum w:abstractNumId="25">
     <w:nsid w:val="70B81DB1"/>
     <w:multiLevelType w:val="hybridMultilevel"/>
     <w:tmpl w:val="8F9E2988"/>
@@ -5599,7 +5902,7 @@
       </w:rPr>
     </w:lvl>
   </w:abstractNum>
-  <w:abstractNum w:abstractNumId="25">
+  <w:abstractNum w:abstractNumId="26">
     <w:nsid w:val="74675B2C"/>
     <w:multiLevelType w:val="hybridMultilevel"/>
     <w:tmpl w:val="CA4A17F6"/>
@@ -5712,7 +6015,7 @@
       </w:rPr>
     </w:lvl>
   </w:abstractNum>
-  <w:abstractNum w:abstractNumId="26">
+  <w:abstractNum w:abstractNumId="27">
     <w:nsid w:val="7A2F30BB"/>
     <w:multiLevelType w:val="hybridMultilevel"/>
     <w:tmpl w:val="733085D4"/>
@@ -5825,7 +6128,7 @@
       </w:rPr>
     </w:lvl>
   </w:abstractNum>
-  <w:abstractNum w:abstractNumId="27">
+  <w:abstractNum w:abstractNumId="28">
     <w:nsid w:val="7FE72477"/>
     <w:multiLevelType w:val="hybridMultilevel"/>
     <w:tmpl w:val="BDC6FB42"/>
@@ -5941,7 +6244,7 @@
     <w:abstractNumId w:val="14"/>
   </w:num>
   <w:num w:numId="2">
-    <w:abstractNumId w:val="27"/>
+    <w:abstractNumId w:val="28"/>
   </w:num>
   <w:num w:numId="3">
     <w:abstractNumId w:val="18"/>
@@ -5959,19 +6262,19 @@
     <w:abstractNumId w:val="2"/>
   </w:num>
   <w:num w:numId="8">
+    <w:abstractNumId w:val="23"/>
+  </w:num>
+  <w:num w:numId="9">
     <w:abstractNumId w:val="22"/>
   </w:num>
-  <w:num w:numId="9">
-    <w:abstractNumId w:val="21"/>
-  </w:num>
   <w:num w:numId="10">
-    <w:abstractNumId w:val="23"/>
+    <w:abstractNumId w:val="24"/>
   </w:num>
   <w:num w:numId="11">
-    <w:abstractNumId w:val="25"/>
+    <w:abstractNumId w:val="26"/>
   </w:num>
   <w:num w:numId="12">
-    <w:abstractNumId w:val="26"/>
+    <w:abstractNumId w:val="27"/>
   </w:num>
   <w:num w:numId="13">
     <w:abstractNumId w:val="16"/>
@@ -5989,7 +6292,7 @@
     <w:abstractNumId w:val="20"/>
   </w:num>
   <w:num w:numId="18">
-    <w:abstractNumId w:val="24"/>
+    <w:abstractNumId w:val="25"/>
   </w:num>
   <w:num w:numId="19">
     <w:abstractNumId w:val="6"/>
@@ -6020,6 +6323,9 @@
   </w:num>
   <w:num w:numId="28">
     <w:abstractNumId w:val="10"/>
+  </w:num>
+  <w:num w:numId="29">
+    <w:abstractNumId w:val="21"/>
   </w:num>
 </w:numbering>
 </file>

--- a/Rodrigo/Vue Python/Rodrigo Fernandez.docx
+++ b/Rodrigo/Vue Python/Rodrigo Fernandez.docx
@@ -161,13 +161,15 @@
         <w:rPr>
           <w:szCs w:val="24"/>
         </w:rPr>
-        <w:t>www.linkedin.com/in/rodrigobermejo-fernández-9a5a0664</w:t>
-      </w:r>
-      <w:r>
-        <w:rPr>
-          <w:szCs w:val="24"/>
-        </w:rPr>
-        <w:t xml:space="preserve"> | </w:t>
+        <w:t>https://www.linkedin.com/in/rodrigo-bermejo-fern%C3%A1ndez-9a5a0664/</w:t>
+      </w:r>
+      <w:bookmarkStart w:id="0" w:name="_GoBack"/>
+      <w:bookmarkEnd w:id="0"/>
+      <w:r>
+        <w:rPr>
+          <w:szCs w:val="24"/>
+        </w:rPr>
+        <w:t xml:space="preserve">| </w:t>
       </w:r>
       <w:r>
         <w:rPr>
@@ -355,7 +357,6 @@
           <w:szCs w:val="24"/>
         </w:rPr>
       </w:pPr>
-      <w:bookmarkStart w:id="0" w:name="_GoBack"/>
       <w:r>
         <w:rPr>
           <w:b/>
@@ -797,7 +798,6 @@
         <w:t xml:space="preserve"> 6–8, Jest 27–29, Cypress 10–13, Playwright 1.30–1.42, Unit Testing, Integration Testing, Contract Testing, Code Review, Performance Debugging</w:t>
       </w:r>
     </w:p>
-    <w:bookmarkEnd w:id="0"/>
     <w:p>
       <w:pPr>
         <w:numPr>

--- a/Rodrigo/Vue Python/Rodrigo Fernandez.docx
+++ b/Rodrigo/Vue Python/Rodrigo Fernandez.docx
@@ -137,46 +137,15 @@
           <w:szCs w:val="24"/>
         </w:rPr>
         <w:br/>
-        <w:t xml:space="preserve">Katy, Texas </w:t>
-      </w:r>
-      <w:r>
-        <w:rPr>
-          <w:szCs w:val="24"/>
-        </w:rPr>
-        <w:t xml:space="preserve">| </w:t>
-      </w:r>
-      <w:r>
-        <w:rPr>
-          <w:szCs w:val="24"/>
-        </w:rPr>
-        <w:t>+1 (407) 801-1287</w:t>
-      </w:r>
-      <w:r>
-        <w:rPr>
-          <w:szCs w:val="24"/>
-        </w:rPr>
-        <w:t xml:space="preserve"> | </w:t>
-      </w:r>
-      <w:r>
-        <w:rPr>
-          <w:szCs w:val="24"/>
-        </w:rPr>
-        <w:t>https://www.linkedin.com/in/rodrigo-bermejo-fern%C3%A1ndez-9a5a0664/</w:t>
+      </w:r>
+      <w:r>
+        <w:rPr>
+          <w:szCs w:val="24"/>
+        </w:rPr>
+        <w:t>Katy, Texas | +1 (430) 279-2231| https://www.linkedin.com/in/rodrigo-bermejo-fern%C3%A1ndez-9a5a0664/| rodrigobfdev@gmail.com</w:t>
       </w:r>
       <w:bookmarkStart w:id="0" w:name="_GoBack"/>
       <w:bookmarkEnd w:id="0"/>
-      <w:r>
-        <w:rPr>
-          <w:szCs w:val="24"/>
-        </w:rPr>
-        <w:t xml:space="preserve">| </w:t>
-      </w:r>
-      <w:r>
-        <w:rPr>
-          <w:szCs w:val="24"/>
-        </w:rPr>
-        <w:t>rodrigobfdev@gmail.com</w:t>
-      </w:r>
     </w:p>
     <w:p>
       <w:pPr>
